--- a/Learn/2026-07-24-kya-open-standard-dual-track-ip-strategy.docx
+++ b/Learn/2026-07-24-kya-open-standard-dual-track-ip-strategy.docx
@@ -2,7 +2,7 @@
 <file path=word/document.xml><?xml version="1.0" encoding="utf-8"?>
 <w:document xmlns:w="http://schemas.openxmlformats.org/wordprocessingml/2006/main" xmlns:m="http://schemas.openxmlformats.org/officeDocument/2006/math" xmlns:r="http://schemas.openxmlformats.org/officeDocument/2006/relationships" xmlns:o="urn:schemas-microsoft-com:office:office" xmlns:v="urn:schemas-microsoft-com:vml" xmlns:w10="urn:schemas-microsoft-com:office:word" xmlns:a="http://schemas.openxmlformats.org/drawingml/2006/main" xmlns:pic="http://schemas.openxmlformats.org/drawingml/2006/picture" xmlns:wp="http://schemas.openxmlformats.org/drawingml/2006/wordprocessingDrawing">
   <w:body>
-    <w:bookmarkStart w:id="30" w:name="Xda4e0001508c9b9f2f43a0e85103a1e525104ea"/>
+    <w:bookmarkStart w:id="31" w:name="Xda4e0001508c9b9f2f43a0e85103a1e525104ea"/>
     <w:p>
       <w:pPr>
         <w:pStyle w:val="Heading1"/>
@@ -169,13 +169,26 @@
           <w:bCs/>
           <w:b/>
         </w:rPr>
-        <w:t xml:space="preserve">No artifact for the KYA Open Standard v1.5 spec exists in this repository.</w:t>
-      </w:r>
-      <w:r>
-        <w:t xml:space="preserve"> </w:t>
-      </w:r>
-      <w:r>
-        <w:t xml:space="preserve">A search of</w:t>
+        <w:t xml:space="preserve">RESOLVED 24.07.2026 — see the decision 3A section below.</w:t>
+      </w:r>
+      <w:r>
+        <w:t xml:space="preserve"> </w:t>
+      </w:r>
+      <w:r>
+        <w:t xml:space="preserve">When this note was written,</w:t>
+      </w:r>
+      <w:r>
+        <w:t xml:space="preserve"> </w:t>
+      </w:r>
+      <w:r>
+        <w:rPr>
+          <w:bCs/>
+          <w:b/>
+        </w:rPr>
+        <w:t xml:space="preserve">no artifact for the KYA Open Standard v1.5 spec existed in this repository</w:t>
+      </w:r>
+      <w:r>
+        <w:t xml:space="preserve">: a search of</w:t>
       </w:r>
       <w:r>
         <w:t xml:space="preserve"> </w:t>
@@ -190,7 +203,7 @@
         <w:t xml:space="preserve"> </w:t>
       </w:r>
       <w:r>
-        <w:t xml:space="preserve">found no open-standard document, no Apache 2.0 licence file for KYA, and no spec draft. The work described here happened in</w:t>
+        <w:t xml:space="preserve">found no open-standard document, no Apache 2.0 licence file for KYA, and no spec draft. The work had happened in</w:t>
       </w:r>
       <w:r>
         <w:t xml:space="preserve"> </w:t>
@@ -206,7 +219,7 @@
         <w:t xml:space="preserve"> </w:t>
       </w:r>
       <w:r>
-        <w:t xml:space="preserve">— that is, in session memory, which is precisely the asset</w:t>
+        <w:t xml:space="preserve">— session memory, which is precisely the asset</w:t>
       </w:r>
       <w:r>
         <w:t xml:space="preserve"> </w:t>
@@ -221,7 +234,38 @@
         <w:t xml:space="preserve"> </w:t>
       </w:r>
       <w:r>
-        <w:t xml:space="preserve">exists to stop losing.</w:t>
+        <w:t xml:space="preserve">exists to stop losing. The HIC then decided (3A) to land it in-repo, and</w:t>
+      </w:r>
+      <w:r>
+        <w:t xml:space="preserve"> </w:t>
+      </w:r>
+      <w:r>
+        <w:rPr>
+          <w:rStyle w:val="VerbatimChar"/>
+        </w:rPr>
+        <w:t xml:space="preserve">standards/kya-open/</w:t>
+      </w:r>
+      <w:r>
+        <w:t xml:space="preserve"> </w:t>
+      </w:r>
+      <w:r>
+        <w:t xml:space="preserve">now exists. The analysis below was written</w:t>
+      </w:r>
+      <w:r>
+        <w:t xml:space="preserve"> </w:t>
+      </w:r>
+      <w:r>
+        <w:rPr>
+          <w:iCs/>
+          <w:i/>
+        </w:rPr>
+        <w:t xml:space="preserve">before</w:t>
+      </w:r>
+      <w:r>
+        <w:t xml:space="preserve"> </w:t>
+      </w:r>
+      <w:r>
+        <w:t xml:space="preserve">that and is preserved as-is.</w:t>
       </w:r>
     </w:p>
     <w:p>
@@ -1298,7 +1342,227 @@
       </w:r>
     </w:p>
     <w:bookmarkEnd w:id="26"/>
-    <w:bookmarkStart w:id="29" w:name="next-steps"/>
+    <w:bookmarkStart w:id="27" w:name="hic-decision-3a-24.07.2026-go"/>
+    <w:p>
+      <w:pPr>
+        <w:pStyle w:val="Heading2"/>
+      </w:pPr>
+      <w:r>
+        <w:t xml:space="preserve">HIC decision 3A (24.07.2026) — GO</w:t>
+      </w:r>
+    </w:p>
+    <w:p>
+      <w:pPr>
+        <w:pStyle w:val="FirstParagraph"/>
+      </w:pPr>
+      <w:r>
+        <w:rPr>
+          <w:bCs/>
+          <w:b/>
+        </w:rPr>
+        <w:t xml:space="preserve">Decided:</w:t>
+      </w:r>
+      <w:r>
+        <w:t xml:space="preserve"> </w:t>
+      </w:r>
+      <w:r>
+        <w:t xml:space="preserve">land the spec in-repo first,</w:t>
+      </w:r>
+      <w:r>
+        <w:t xml:space="preserve"> </w:t>
+      </w:r>
+      <w:r>
+        <w:rPr>
+          <w:bCs/>
+          <w:b/>
+        </w:rPr>
+        <w:t xml:space="preserve">publish the ATS formula openly</w:t>
+      </w:r>
+      <w:r>
+        <w:t xml:space="preserve">, retain the telemetry pipeline.</w:t>
+      </w:r>
+      <w:r>
+        <w:t xml:space="preserve"> </w:t>
+      </w:r>
+      <w:r>
+        <w:rPr>
+          <w:iCs/>
+          <w:i/>
+        </w:rPr>
+        <w:t xml:space="preserve">Loop closed per Learning Standard §10.7.</w:t>
+      </w:r>
+    </w:p>
+    <w:p>
+      <w:pPr>
+        <w:pStyle w:val="BodyText"/>
+      </w:pPr>
+      <w:r>
+        <w:rPr>
+          <w:bCs/>
+          <w:b/>
+        </w:rPr>
+        <w:t xml:space="preserve">Executed:</w:t>
+      </w:r>
+      <w:r>
+        <w:t xml:space="preserve"> </w:t>
+      </w:r>
+      <w:r>
+        <w:rPr>
+          <w:rStyle w:val="VerbatimChar"/>
+        </w:rPr>
+        <w:t xml:space="preserve">standards/kya-open/</w:t>
+      </w:r>
+      <w:r>
+        <w:t xml:space="preserve"> </w:t>
+      </w:r>
+      <w:r>
+        <w:t xml:space="preserve">created —</w:t>
+      </w:r>
+      <w:r>
+        <w:t xml:space="preserve"> </w:t>
+      </w:r>
+      <w:r>
+        <w:rPr>
+          <w:rStyle w:val="VerbatimChar"/>
+        </w:rPr>
+        <w:t xml:space="preserve">SPEC.md</w:t>
+      </w:r>
+      <w:r>
+        <w:t xml:space="preserve"> </w:t>
+      </w:r>
+      <w:r>
+        <w:t xml:space="preserve">(draft v0.1 toward Open Standard v1.5),</w:t>
+      </w:r>
+      <w:r>
+        <w:t xml:space="preserve"> </w:t>
+      </w:r>
+      <w:r>
+        <w:rPr>
+          <w:rStyle w:val="VerbatimChar"/>
+        </w:rPr>
+        <w:t xml:space="preserve">LICENSE</w:t>
+      </w:r>
+      <w:r>
+        <w:t xml:space="preserve"> </w:t>
+      </w:r>
+      <w:r>
+        <w:t xml:space="preserve">(canonical Apache-2.0 text),</w:t>
+      </w:r>
+      <w:r>
+        <w:t xml:space="preserve"> </w:t>
+      </w:r>
+      <w:r>
+        <w:rPr>
+          <w:rStyle w:val="VerbatimChar"/>
+        </w:rPr>
+        <w:t xml:space="preserve">NOTICE</w:t>
+      </w:r>
+      <w:r>
+        <w:t xml:space="preserve"> </w:t>
+      </w:r>
+      <w:r>
+        <w:t xml:space="preserve">(copyright + the spec-licence caveat). The strategy no longer exists only in session memory.</w:t>
+      </w:r>
+    </w:p>
+    <w:p>
+      <w:pPr>
+        <w:pStyle w:val="BodyText"/>
+      </w:pPr>
+      <w:r>
+        <w:rPr>
+          <w:bCs/>
+          <w:b/>
+        </w:rPr>
+        <w:t xml:space="preserve">This resolves</w:t>
+      </w:r>
+      <w:r>
+        <w:rPr>
+          <w:bCs/>
+          <w:b/>
+        </w:rPr>
+        <w:t xml:space="preserve"> </w:t>
+      </w:r>
+      <w:r>
+        <w:rPr>
+          <w:rStyle w:val="VerbatimChar"/>
+          <w:bCs/>
+          <w:b/>
+        </w:rPr>
+        <w:t xml:space="preserve">[HIC INPUT NEEDED]</w:t>
+      </w:r>
+      <w:r>
+        <w:rPr>
+          <w:bCs/>
+          <w:b/>
+        </w:rPr>
+        <w:t xml:space="preserve"> </w:t>
+      </w:r>
+      <w:r>
+        <w:rPr>
+          <w:bCs/>
+          <w:b/>
+        </w:rPr>
+        <w:t xml:space="preserve">#3</w:t>
+      </w:r>
+      <w:r>
+        <w:t xml:space="preserve"> </w:t>
+      </w:r>
+      <w:r>
+        <w:t xml:space="preserve">(where the open/proprietary line falls) — the boundary in the proposed-analysis table above is now the decided boundary, and §0.5 of the spec states it.</w:t>
+      </w:r>
+      <w:r>
+        <w:t xml:space="preserve"> </w:t>
+      </w:r>
+      <w:r>
+        <w:rPr>
+          <w:bCs/>
+          <w:b/>
+        </w:rPr>
+        <w:t xml:space="preserve">Three remain open:</w:t>
+      </w:r>
+      <w:r>
+        <w:t xml:space="preserve"> </w:t>
+      </w:r>
+      <w:r>
+        <w:t xml:space="preserve">why Q4 2026, which standards body, and the conformance story.</w:t>
+      </w:r>
+    </w:p>
+    <w:p>
+      <w:pPr>
+        <w:pStyle w:val="BodyText"/>
+      </w:pPr>
+      <w:r>
+        <w:rPr>
+          <w:bCs/>
+          <w:b/>
+        </w:rPr>
+        <w:t xml:space="preserve">Note on what the spec asserts.</w:t>
+      </w:r>
+      <w:r>
+        <w:t xml:space="preserve"> </w:t>
+      </w:r>
+      <w:r>
+        <w:t xml:space="preserve">§7.2 (signature must cover proof options), §5 (tenancy + pseudonymous subject id) and §8 (revocation cascade) state requirements the</w:t>
+      </w:r>
+      <w:r>
+        <w:t xml:space="preserve"> </w:t>
+      </w:r>
+      <w:r>
+        <w:rPr>
+          <w:bCs/>
+          <w:b/>
+        </w:rPr>
+        <w:t xml:space="preserve">reference implementation does not yet meet</w:t>
+      </w:r>
+      <w:r>
+        <w:t xml:space="preserve"> </w:t>
+      </w:r>
+      <w:r>
+        <w:t xml:space="preserve">— they correspond to the PR #1716 crypto review finding F1 and backlog B7/B8/D4. That is deliberate and recorded in Appendix A: a standard describes what conformance means, not what one vendor currently ships.</w:t>
+      </w:r>
+    </w:p>
+    <w:bookmarkEnd w:id="27"/>
+    <w:bookmarkStart w:id="30" w:name="next-steps"/>
     <w:p>
       <w:pPr>
         <w:pStyle w:val="Heading2"/>
@@ -1316,7 +1580,7 @@
         <w:pStyle w:val="Compact"/>
       </w:pPr>
       <w:r>
-        <w:t xml:space="preserve">HIC fills the four</w:t>
+        <w:t xml:space="preserve">HIC fills the remaining three</w:t>
       </w:r>
       <w:r>
         <w:t xml:space="preserve"> </w:t>
@@ -1398,7 +1662,7 @@
         <w:t xml:space="preserve">Decide the conformance-suite and trademark posture before the mark is public.</w:t>
       </w:r>
     </w:p>
-    <w:bookmarkStart w:id="27" w:name="Xce55c366a2163ce7d26a6d14f57ee19da5200bc"/>
+    <w:bookmarkStart w:id="28" w:name="Xce55c366a2163ce7d26a6d14f57ee19da5200bc"/>
     <w:p>
       <w:pPr>
         <w:pStyle w:val="Heading3"/>
@@ -1570,8 +1834,8 @@
         <w:t xml:space="preserve">— below. ✅</w:t>
       </w:r>
     </w:p>
-    <w:bookmarkEnd w:id="27"/>
-    <w:bookmarkStart w:id="28" w:name="X0f904fed17943f32c7eda98943820956407d805"/>
+    <w:bookmarkEnd w:id="28"/>
+    <w:bookmarkStart w:id="29" w:name="X0f904fed17943f32c7eda98943820956407d805"/>
     <w:p>
       <w:pPr>
         <w:pStyle w:val="Heading3"/>
@@ -1678,9 +1942,9 @@
         <w:t xml:space="preserve">before, not after, the first outside implementation appears.</w:t>
       </w:r>
     </w:p>
-    <w:bookmarkEnd w:id="28"/>
     <w:bookmarkEnd w:id="29"/>
     <w:bookmarkEnd w:id="30"/>
+    <w:bookmarkEnd w:id="31"/>
     <w:sectPr/>
   </w:body>
 </w:document>

--- a/Learn/2026-07-24-kya-open-standard-dual-track-ip-strategy.docx
+++ b/Learn/2026-07-24-kya-open-standard-dual-track-ip-strategy.docx
@@ -2,13 +2,62 @@
 <file path=word/document.xml><?xml version="1.0" encoding="utf-8"?>
 <w:document xmlns:w="http://schemas.openxmlformats.org/wordprocessingml/2006/main" xmlns:m="http://schemas.openxmlformats.org/officeDocument/2006/math" xmlns:r="http://schemas.openxmlformats.org/officeDocument/2006/relationships" xmlns:o="urn:schemas-microsoft-com:office:office" xmlns:v="urn:schemas-microsoft-com:vml" xmlns:w10="urn:schemas-microsoft-com:office:word" xmlns:a="http://schemas.openxmlformats.org/drawingml/2006/main" xmlns:pic="http://schemas.openxmlformats.org/drawingml/2006/picture" xmlns:wp="http://schemas.openxmlformats.org/drawingml/2006/wordprocessingDrawing">
   <w:body>
-    <w:bookmarkStart w:id="31" w:name="Xda4e0001508c9b9f2f43a0e85103a1e525104ea"/>
+    <w:bookmarkStart w:id="32" w:name="X62a217ae1336179bdd859dc30a9c6c7dea3a2c9"/>
     <w:p>
       <w:pPr>
         <w:pStyle w:val="Heading1"/>
       </w:pPr>
       <w:r>
-        <w:t xml:space="preserve">Field Note — KYA Open Standard v1.5: the Dual-Track IP Strategy</w:t>
+        <w:t xml:space="preserve">Field Note — KYA Specification v1.5: the Dual-Track IP Strategy</w:t>
+      </w:r>
+    </w:p>
+    <w:p>
+      <w:pPr>
+        <w:pStyle w:val="BlockText"/>
+      </w:pPr>
+      <w:r>
+        <w:rPr>
+          <w:bCs/>
+          <w:b/>
+        </w:rPr>
+        <w:t xml:space="preserve">Title corrected 24.07.2026.</w:t>
+      </w:r>
+      <w:r>
+        <w:t xml:space="preserve"> </w:t>
+      </w:r>
+      <w:r>
+        <w:t xml:space="preserve">This note was written as</w:t>
+      </w:r>
+      <w:r>
+        <w:t xml:space="preserve"> </w:t>
+      </w:r>
+      <w:r>
+        <w:t xml:space="preserve">“</w:t>
+      </w:r>
+      <w:r>
+        <w:t xml:space="preserve">KYA Open Standard v1.5</w:t>
+      </w:r>
+      <w:r>
+        <w:t xml:space="preserve">”</w:t>
+      </w:r>
+      <w:r>
+        <w:t xml:space="preserve">; the artifact was retitled</w:t>
+      </w:r>
+      <w:r>
+        <w:t xml:space="preserve"> </w:t>
+      </w:r>
+      <w:r>
+        <w:rPr>
+          <w:bCs/>
+          <w:b/>
+        </w:rPr>
+        <w:t xml:space="preserve">Specification</w:t>
+      </w:r>
+      <w:r>
+        <w:t xml:space="preserve"> </w:t>
+      </w:r>
+      <w:r>
+        <w:t xml:space="preserve">on HIC challenge — see the Correction section. The filename is left unchanged as a dated record.</w:t>
       </w:r>
     </w:p>
     <w:p>
@@ -1431,7 +1480,20 @@
         <w:t xml:space="preserve"> </w:t>
       </w:r>
       <w:r>
-        <w:t xml:space="preserve">(draft v0.1 toward Open Standard v1.5),</w:t>
+        <w:t xml:space="preserve">(now v0.2,</w:t>
+      </w:r>
+      <w:r>
+        <w:t xml:space="preserve"> </w:t>
+      </w:r>
+      <w:r>
+        <w:rPr>
+          <w:bCs/>
+          <w:b/>
+        </w:rPr>
+        <w:t xml:space="preserve">KYA Specification v1.5</w:t>
+      </w:r>
+      <w:r>
+        <w:t xml:space="preserve">),</w:t>
       </w:r>
       <w:r>
         <w:t xml:space="preserve"> </w:t>
@@ -1562,13 +1624,169 @@
       </w:r>
     </w:p>
     <w:bookmarkEnd w:id="27"/>
-    <w:bookmarkStart w:id="30" w:name="next-steps"/>
+    <w:bookmarkStart w:id="28" w:name="X93bee21f11ce886b83c4c46b76604340d2762e4"/>
     <w:p>
       <w:pPr>
         <w:pStyle w:val="Heading2"/>
       </w:pPr>
       <w:r>
-        <w:t xml:space="preserve">Next Steps</w:t>
+        <w:t xml:space="preserve">Correction —</w:t>
+      </w:r>
+      <w:r>
+        <w:t xml:space="preserve"> </w:t>
+      </w:r>
+      <w:r>
+        <w:t xml:space="preserve">“</w:t>
+      </w:r>
+      <w:r>
+        <w:t xml:space="preserve">Standard</w:t>
+      </w:r>
+      <w:r>
+        <w:t xml:space="preserve">”</w:t>
+      </w:r>
+      <w:r>
+        <w:t xml:space="preserve"> </w:t>
+      </w:r>
+      <w:r>
+        <w:t xml:space="preserve">was the wrong word (HIC challenge, 24.07.2026)</w:t>
+      </w:r>
+    </w:p>
+    <w:p>
+      <w:pPr>
+        <w:pStyle w:val="FirstParagraph"/>
+      </w:pPr>
+      <w:r>
+        <w:rPr>
+          <w:bCs/>
+          <w:b/>
+        </w:rPr>
+        <w:t xml:space="preserve">HIC challenge:</w:t>
+      </w:r>
+      <w:r>
+        <w:t xml:space="preserve"> </w:t>
+      </w:r>
+      <w:r>
+        <w:rPr>
+          <w:iCs/>
+          <w:i/>
+        </w:rPr>
+        <w:t xml:space="preserve">“</w:t>
+      </w:r>
+      <w:r>
+        <w:rPr>
+          <w:iCs/>
+          <w:i/>
+        </w:rPr>
+        <w:t xml:space="preserve">KYA standard is not a standard. Because no body has put it standardization process. The time spent to KYA and steps are not comparable to cloud standards at all. If we publish v1.5 as open standard is this really a standard?</w:t>
+      </w:r>
+      <w:r>
+        <w:rPr>
+          <w:iCs/>
+          <w:i/>
+        </w:rPr>
+        <w:t xml:space="preserve">”</w:t>
+      </w:r>
+    </w:p>
+    <w:p>
+      <w:pPr>
+        <w:pStyle w:val="BodyText"/>
+      </w:pPr>
+      <w:r>
+        <w:rPr>
+          <w:bCs/>
+          <w:b/>
+        </w:rPr>
+        <w:t xml:space="preserve">Answer: no, and the challenge is correct.</w:t>
+      </w:r>
+      <w:r>
+        <w:t xml:space="preserve"> </w:t>
+      </w:r>
+      <w:r>
+        <w:t xml:space="preserve">The artifact was retitled</w:t>
+      </w:r>
+      <w:r>
+        <w:t xml:space="preserve"> </w:t>
+      </w:r>
+      <w:r>
+        <w:rPr>
+          <w:bCs/>
+          <w:b/>
+        </w:rPr>
+        <w:t xml:space="preserve">“</w:t>
+      </w:r>
+      <w:r>
+        <w:rPr>
+          <w:bCs/>
+          <w:b/>
+        </w:rPr>
+        <w:t xml:space="preserve">KYA Open Standard v1.5</w:t>
+      </w:r>
+      <w:r>
+        <w:rPr>
+          <w:bCs/>
+          <w:b/>
+        </w:rPr>
+        <w:t xml:space="preserve">”</w:t>
+      </w:r>
+      <w:r>
+        <w:rPr>
+          <w:bCs/>
+          <w:b/>
+        </w:rPr>
+        <w:t xml:space="preserve"> </w:t>
+      </w:r>
+      <w:r>
+        <w:rPr>
+          <w:bCs/>
+          <w:b/>
+        </w:rPr>
+        <w:t xml:space="preserve">→</w:t>
+      </w:r>
+      <w:r>
+        <w:rPr>
+          <w:bCs/>
+          <w:b/>
+        </w:rPr>
+        <w:t xml:space="preserve"> </w:t>
+      </w:r>
+      <w:r>
+        <w:rPr>
+          <w:bCs/>
+          <w:b/>
+        </w:rPr>
+        <w:t xml:space="preserve">“</w:t>
+      </w:r>
+      <w:r>
+        <w:rPr>
+          <w:bCs/>
+          <w:b/>
+        </w:rPr>
+        <w:t xml:space="preserve">KYA Specification v1.5</w:t>
+      </w:r>
+      <w:r>
+        <w:rPr>
+          <w:bCs/>
+          <w:b/>
+        </w:rPr>
+        <w:t xml:space="preserve">”</w:t>
+      </w:r>
+      <w:r>
+        <w:t xml:space="preserve"> </w:t>
+      </w:r>
+      <w:r>
+        <w:t xml:space="preserve">(SPEC.md v0.1 → v0.2), and §0.6 now states the case plainly.</w:t>
+      </w:r>
+    </w:p>
+    <w:p>
+      <w:pPr>
+        <w:pStyle w:val="BodyText"/>
+      </w:pPr>
+      <w:r>
+        <w:rPr>
+          <w:bCs/>
+          <w:b/>
+        </w:rPr>
+        <w:t xml:space="preserve">Why the original title was a defect — not a style preference:</w:t>
       </w:r>
     </w:p>
     <w:p>
@@ -1580,22 +1798,17 @@
         <w:pStyle w:val="Compact"/>
       </w:pPr>
       <w:r>
-        <w:t xml:space="preserve">HIC fills the remaining three</w:t>
-      </w:r>
-      <w:r>
-        <w:t xml:space="preserve"> </w:t>
-      </w:r>
-      <w:r>
-        <w:rPr>
-          <w:rStyle w:val="VerbatimChar"/>
-        </w:rPr>
-        <w:t xml:space="preserve">[HIC INPUT NEEDED]</w:t>
-      </w:r>
-      <w:r>
-        <w:t xml:space="preserve"> </w:t>
-      </w:r>
-      <w:r>
-        <w:t xml:space="preserve">items; this note is revised to v1.1 with the real rationale.</w:t>
+        <w:rPr>
+          <w:bCs/>
+          <w:b/>
+        </w:rPr>
+        <w:t xml:space="preserve">Not de jure.</w:t>
+      </w:r>
+      <w:r>
+        <w:t xml:space="preserve"> </w:t>
+      </w:r>
+      <w:r>
+        <w:t xml:space="preserve">No body has chartered, reviewed, balloted or ratified it; §0.2 admits the body has not even been chosen. The title claimed the category the document’s own contents disclaimed.</w:t>
       </w:r>
     </w:p>
     <w:p>
@@ -1607,23 +1820,17 @@
         <w:pStyle w:val="Compact"/>
       </w:pPr>
       <w:r>
-        <w:t xml:space="preserve">Confirm whether a spec-grade licence must accompany Apache 2.0 for the target body</w:t>
-      </w:r>
-      <w:r>
-        <w:t xml:space="preserve"> </w:t>
-      </w:r>
-      <w:r>
-        <w:rPr>
-          <w:bCs/>
-          <w:b/>
-        </w:rPr>
-        <w:t xml:space="preserve">before</w:t>
-      </w:r>
-      <w:r>
-        <w:t xml:space="preserve"> </w:t>
-      </w:r>
-      <w:r>
-        <w:t xml:space="preserve">GitHub publication.</w:t>
+        <w:rPr>
+          <w:bCs/>
+          <w:b/>
+        </w:rPr>
+        <w:t xml:space="preserve">Not de facto.</w:t>
+      </w:r>
+      <w:r>
+        <w:t xml:space="preserve"> </w:t>
+      </w:r>
+      <w:r>
+        <w:t xml:space="preserve">Zero implementations exist outside Lifetime Oy.</w:t>
       </w:r>
     </w:p>
     <w:p>
@@ -1635,19 +1842,79 @@
         <w:pStyle w:val="Compact"/>
       </w:pPr>
       <w:r>
-        <w:t xml:space="preserve">Locate or create the actual spec draft in-repo — it currently exists nowhere in</w:t>
-      </w:r>
-      <w:r>
-        <w:t xml:space="preserve"> </w:t>
-      </w:r>
-      <w:r>
-        <w:rPr>
-          <w:rStyle w:val="VerbatimChar"/>
-        </w:rPr>
-        <w:t xml:space="preserve">origin/main</w:t>
-      </w:r>
-      <w:r>
-        <w:t xml:space="preserve">, which means it is one lost container away from gone.</w:t>
+        <w:rPr>
+          <w:bCs/>
+          <w:b/>
+        </w:rPr>
+        <w:t xml:space="preserve">The EU hazard is specific.</w:t>
+      </w:r>
+      <w:r>
+        <w:t xml:space="preserve"> </w:t>
+      </w:r>
+      <w:r>
+        <w:t xml:space="preserve">“</w:t>
+      </w:r>
+      <w:r>
+        <w:t xml:space="preserve">Harmonised standard</w:t>
+      </w:r>
+      <w:r>
+        <w:t xml:space="preserve">”</w:t>
+      </w:r>
+      <w:r>
+        <w:t xml:space="preserve"> </w:t>
+      </w:r>
+      <w:r>
+        <w:t xml:space="preserve">is a</w:t>
+      </w:r>
+      <w:r>
+        <w:t xml:space="preserve"> </w:t>
+      </w:r>
+      <w:r>
+        <w:rPr>
+          <w:bCs/>
+          <w:b/>
+        </w:rPr>
+        <w:t xml:space="preserve">legal term</w:t>
+      </w:r>
+      <w:r>
+        <w:t xml:space="preserve"> </w:t>
+      </w:r>
+      <w:r>
+        <w:t xml:space="preserve">under EU AI Act</w:t>
+      </w:r>
+      <w:r>
+        <w:t xml:space="preserve"> </w:t>
+      </w:r>
+      <w:r>
+        <w:rPr>
+          <w:bCs/>
+          <w:b/>
+        </w:rPr>
+        <w:t xml:space="preserve">Article 40</w:t>
+      </w:r>
+      <w:r>
+        <w:t xml:space="preserve"> </w:t>
+      </w:r>
+      <w:r>
+        <w:t xml:space="preserve">(presumption of conformity, produced via CEN/CENELEC). A document titled</w:t>
+      </w:r>
+      <w:r>
+        <w:t xml:space="preserve"> </w:t>
+      </w:r>
+      <w:r>
+        <w:t xml:space="preserve">“</w:t>
+      </w:r>
+      <w:r>
+        <w:t xml:space="preserve">standard,</w:t>
+      </w:r>
+      <w:r>
+        <w:t xml:space="preserve">”</w:t>
+      </w:r>
+      <w:r>
+        <w:t xml:space="preserve"> </w:t>
+      </w:r>
+      <w:r>
+        <w:t xml:space="preserve">aimed at regulated industries, written adjacent to AI Act obligations, invites an inference it has not earned.</w:t>
       </w:r>
     </w:p>
     <w:p>
@@ -1659,16 +1926,311 @@
         <w:pStyle w:val="Compact"/>
       </w:pPr>
       <w:r>
-        <w:t xml:space="preserve">Decide the conformance-suite and trademark posture before the mark is public.</w:t>
-      </w:r>
-    </w:p>
-    <w:bookmarkStart w:id="28" w:name="Xce55c366a2163ce7d26a6d14f57ee19da5200bc"/>
-    <w:p>
-      <w:pPr>
-        <w:pStyle w:val="Heading3"/>
-      </w:pPr>
-      <w:r>
-        <w:t xml:space="preserve">Learning-loop steps (DWS_LEARNING_STANDARD five-step)</w:t>
+        <w:rPr>
+          <w:bCs/>
+          <w:b/>
+        </w:rPr>
+        <w:t xml:space="preserve">The house voice forbids it.</w:t>
+      </w:r>
+      <w:r>
+        <w:t xml:space="preserve"> </w:t>
+      </w:r>
+      <w:r>
+        <w:rPr>
+          <w:rStyle w:val="VerbatimChar"/>
+        </w:rPr>
+        <w:t xml:space="preserve">docs/BLOG_STANDARD.md</w:t>
+      </w:r>
+      <w:r>
+        <w:t xml:space="preserve"> </w:t>
+      </w:r>
+      <w:r>
+        <w:t xml:space="preserve">§12.1 rule 6 —</w:t>
+      </w:r>
+      <w:r>
+        <w:t xml:space="preserve"> </w:t>
+      </w:r>
+      <w:r>
+        <w:rPr>
+          <w:iCs/>
+          <w:i/>
+        </w:rPr>
+        <w:t xml:space="preserve">“</w:t>
+      </w:r>
+      <w:r>
+        <w:rPr>
+          <w:iCs/>
+          <w:i/>
+        </w:rPr>
+        <w:t xml:space="preserve">never sell a promise the layer cannot deliver; the fastest way to lose European enterprise trust is to over-claim.</w:t>
+      </w:r>
+      <w:r>
+        <w:rPr>
+          <w:iCs/>
+          <w:i/>
+        </w:rPr>
+        <w:t xml:space="preserve">”</w:t>
+      </w:r>
+      <w:r>
+        <w:t xml:space="preserve"> </w:t>
+      </w:r>
+      <w:r>
+        <w:t xml:space="preserve">Industry uses</w:t>
+      </w:r>
+      <w:r>
+        <w:t xml:space="preserve"> </w:t>
+      </w:r>
+      <w:r>
+        <w:t xml:space="preserve">“</w:t>
+      </w:r>
+      <w:r>
+        <w:t xml:space="preserve">open standard</w:t>
+      </w:r>
+      <w:r>
+        <w:t xml:space="preserve">”</w:t>
+      </w:r>
+      <w:r>
+        <w:t xml:space="preserve"> </w:t>
+      </w:r>
+      <w:r>
+        <w:t xml:space="preserve">loosely; DWS specifically cannot, because the discipline of not over-claiming</w:t>
+      </w:r>
+      <w:r>
+        <w:t xml:space="preserve"> </w:t>
+      </w:r>
+      <w:r>
+        <w:rPr>
+          <w:bCs/>
+          <w:b/>
+        </w:rPr>
+        <w:t xml:space="preserve">is</w:t>
+      </w:r>
+      <w:r>
+        <w:t xml:space="preserve"> </w:t>
+      </w:r>
+      <w:r>
+        <w:t xml:space="preserve">the product.</w:t>
+      </w:r>
+    </w:p>
+    <w:p>
+      <w:pPr>
+        <w:pStyle w:val="FirstParagraph"/>
+      </w:pPr>
+      <w:r>
+        <w:rPr>
+          <w:bCs/>
+          <w:b/>
+        </w:rPr>
+        <w:t xml:space="preserve">What the standards process actually buys</w:t>
+      </w:r>
+      <w:r>
+        <w:t xml:space="preserve"> </w:t>
+      </w:r>
+      <w:r>
+        <w:t xml:space="preserve">— and what a solo-authored spec structurally lacks: adversarial review by parties with</w:t>
+      </w:r>
+      <w:r>
+        <w:t xml:space="preserve"> </w:t>
+      </w:r>
+      <w:r>
+        <w:rPr>
+          <w:bCs/>
+          <w:b/>
+        </w:rPr>
+        <w:t xml:space="preserve">competing commercial interests</w:t>
+      </w:r>
+      <w:r>
+        <w:t xml:space="preserve">, interop testing between</w:t>
+      </w:r>
+      <w:r>
+        <w:t xml:space="preserve"> </w:t>
+      </w:r>
+      <w:r>
+        <w:rPr>
+          <w:bCs/>
+          <w:b/>
+        </w:rPr>
+        <w:t xml:space="preserve">independent</w:t>
+      </w:r>
+      <w:r>
+        <w:t xml:space="preserve"> </w:t>
+      </w:r>
+      <w:r>
+        <w:t xml:space="preserve">implementations, formal IPR disclosure, and change control that</w:t>
+      </w:r>
+      <w:r>
+        <w:t xml:space="preserve"> </w:t>
+      </w:r>
+      <w:r>
+        <w:rPr>
+          <w:bCs/>
+          <w:b/>
+        </w:rPr>
+        <w:t xml:space="preserve">outlives the original author</w:t>
+      </w:r>
+      <w:r>
+        <w:t xml:space="preserve">. This session is a live demonstration of the first gap: a reviewer endorsed a non-existent Entra integration, described</w:t>
+      </w:r>
+      <w:r>
+        <w:t xml:space="preserve"> </w:t>
+      </w:r>
+      <w:r>
+        <w:rPr>
+          <w:rStyle w:val="VerbatimChar"/>
+        </w:rPr>
+        <w:t xml:space="preserve">jose</w:t>
+      </w:r>
+      <w:r>
+        <w:t xml:space="preserve"> </w:t>
+      </w:r>
+      <w:r>
+        <w:t xml:space="preserve">as the plan after it had been rejected, and attached a schema fix to a legal signature. Each was caught by checking, not by the review. One organization reviewing itself has no structural corrective.</w:t>
+      </w:r>
+    </w:p>
+    <w:p>
+      <w:pPr>
+        <w:pStyle w:val="BodyText"/>
+      </w:pPr>
+      <w:r>
+        <w:rPr>
+          <w:bCs/>
+          <w:b/>
+        </w:rPr>
+        <w:t xml:space="preserve">The four gates (SPEC §0.6)</w:t>
+      </w:r>
+      <w:r>
+        <w:t xml:space="preserve"> </w:t>
+      </w:r>
+      <w:r>
+        <w:t xml:space="preserve">that would honestly earn the word later: two independent implementations · a conformance suite that can be failed · a body accepts it</w:t>
+      </w:r>
+      <w:r>
+        <w:t xml:space="preserve"> </w:t>
+      </w:r>
+      <w:r>
+        <w:rPr>
+          <w:iCs/>
+          <w:i/>
+        </w:rPr>
+        <w:t xml:space="preserve">or</w:t>
+      </w:r>
+      <w:r>
+        <w:t xml:space="preserve"> </w:t>
+      </w:r>
+      <w:r>
+        <w:t xml:space="preserve">real adoption occurs · change control that survives Lifetime Oy.</w:t>
+      </w:r>
+    </w:p>
+    <w:p>
+      <w:pPr>
+        <w:pStyle w:val="BodyText"/>
+      </w:pPr>
+      <w:r>
+        <w:rPr>
+          <w:bCs/>
+          <w:b/>
+        </w:rPr>
+        <w:t xml:space="preserve">Timing note:</w:t>
+      </w:r>
+      <w:r>
+        <w:t xml:space="preserve"> </w:t>
+      </w:r>
+      <w:r>
+        <w:t xml:space="preserve">renaming before external citation costs nothing; demoting</w:t>
+      </w:r>
+      <w:r>
+        <w:t xml:space="preserve"> </w:t>
+      </w:r>
+      <w:r>
+        <w:t xml:space="preserve">“</w:t>
+      </w:r>
+      <w:r>
+        <w:t xml:space="preserve">Standard</w:t>
+      </w:r>
+      <w:r>
+        <w:t xml:space="preserve">”</w:t>
+      </w:r>
+      <w:r>
+        <w:t xml:space="preserve"> </w:t>
+      </w:r>
+      <w:r>
+        <w:t xml:space="preserve">to</w:t>
+      </w:r>
+      <w:r>
+        <w:t xml:space="preserve"> </w:t>
+      </w:r>
+      <w:r>
+        <w:t xml:space="preserve">“</w:t>
+      </w:r>
+      <w:r>
+        <w:t xml:space="preserve">Specification</w:t>
+      </w:r>
+      <w:r>
+        <w:t xml:space="preserve">”</w:t>
+      </w:r>
+      <w:r>
+        <w:t xml:space="preserve"> </w:t>
+      </w:r>
+      <w:r>
+        <w:t xml:space="preserve">after adoption would read as a retreat. This was a one-way door taken in the cheap direction.</w:t>
+      </w:r>
+    </w:p>
+    <w:p>
+      <w:pPr>
+        <w:pStyle w:val="BodyText"/>
+      </w:pPr>
+      <w:r>
+        <w:rPr>
+          <w:bCs/>
+          <w:b/>
+        </w:rPr>
+        <w:t xml:space="preserve">Naming that survives scrutiny:</w:t>
+      </w:r>
+      <w:r>
+        <w:t xml:space="preserve"> </w:t>
+      </w:r>
+      <w:r>
+        <w:t xml:space="preserve">“</w:t>
+      </w:r>
+      <w:r>
+        <w:t xml:space="preserve">the first careful specification for governing delegated agent authority, written while the category was being invented</w:t>
+      </w:r>
+      <w:r>
+        <w:t xml:space="preserve">”</w:t>
+      </w:r>
+      <w:r>
+        <w:t xml:space="preserve"> </w:t>
+      </w:r>
+      <w:r>
+        <w:t xml:space="preserve">is both truer than</w:t>
+      </w:r>
+      <w:r>
+        <w:t xml:space="preserve"> </w:t>
+      </w:r>
+      <w:r>
+        <w:t xml:space="preserve">“</w:t>
+      </w:r>
+      <w:r>
+        <w:t xml:space="preserve">standard</w:t>
+      </w:r>
+      <w:r>
+        <w:t xml:space="preserve">”</w:t>
+      </w:r>
+      <w:r>
+        <w:t xml:space="preserve"> </w:t>
+      </w:r>
+      <w:r>
+        <w:t xml:space="preserve">and harder for anyone to take away on a technicality.</w:t>
+      </w:r>
+    </w:p>
+    <w:bookmarkEnd w:id="28"/>
+    <w:bookmarkStart w:id="31" w:name="next-steps"/>
+    <w:p>
+      <w:pPr>
+        <w:pStyle w:val="Heading2"/>
+      </w:pPr>
+      <w:r>
+        <w:t xml:space="preserve">Next Steps</w:t>
       </w:r>
     </w:p>
     <w:p>
@@ -1680,17 +2242,7 @@
         <w:pStyle w:val="Compact"/>
       </w:pPr>
       <w:r>
-        <w:rPr>
-          <w:bCs/>
-          <w:b/>
-        </w:rPr>
-        <w:t xml:space="preserve">(1) KB entry</w:t>
-      </w:r>
-      <w:r>
-        <w:t xml:space="preserve"> </w:t>
-      </w:r>
-      <w:r>
-        <w:t xml:space="preserve">— deferred until the</w:t>
+        <w:t xml:space="preserve">HIC fills the remaining three</w:t>
       </w:r>
       <w:r>
         <w:t xml:space="preserve"> </w:t>
@@ -1705,7 +2257,7 @@
         <w:t xml:space="preserve"> </w:t>
       </w:r>
       <w:r>
-        <w:t xml:space="preserve">items are filled; a KB entry asserting unconfirmed strategy would propagate guesses as canon.</w:t>
+        <w:t xml:space="preserve">items; this note is revised to v1.1 with the real rationale.</w:t>
       </w:r>
     </w:p>
     <w:p>
@@ -1717,17 +2269,23 @@
         <w:pStyle w:val="Compact"/>
       </w:pPr>
       <w:r>
-        <w:rPr>
-          <w:bCs/>
-          <w:b/>
-        </w:rPr>
-        <w:t xml:space="preserve">(2) Field note</w:t>
-      </w:r>
-      <w:r>
-        <w:t xml:space="preserve"> </w:t>
-      </w:r>
-      <w:r>
-        <w:t xml:space="preserve">— this file. ✅</w:t>
+        <w:t xml:space="preserve">Confirm whether a spec-grade licence must accompany Apache 2.0 for the target body</w:t>
+      </w:r>
+      <w:r>
+        <w:t xml:space="preserve"> </w:t>
+      </w:r>
+      <w:r>
+        <w:rPr>
+          <w:bCs/>
+          <w:b/>
+        </w:rPr>
+        <w:t xml:space="preserve">before</w:t>
+      </w:r>
+      <w:r>
+        <w:t xml:space="preserve"> </w:t>
+      </w:r>
+      <w:r>
+        <w:t xml:space="preserve">GitHub publication.</w:t>
       </w:r>
     </w:p>
     <w:p>
@@ -1739,55 +2297,19 @@
         <w:pStyle w:val="Compact"/>
       </w:pPr>
       <w:r>
-        <w:rPr>
-          <w:bCs/>
-          <w:b/>
-        </w:rPr>
-        <w:t xml:space="preserve">(3)</w:t>
-      </w:r>
-      <w:r>
-        <w:rPr>
-          <w:bCs/>
-          <w:b/>
-        </w:rPr>
+        <w:t xml:space="preserve">Locate or create the actual spec draft in-repo — it currently exists nowhere in</w:t>
+      </w:r>
+      <w:r>
         <w:t xml:space="preserve"> </w:t>
       </w:r>
       <w:r>
         <w:rPr>
           <w:rStyle w:val="VerbatimChar"/>
-          <w:bCs/>
-          <w:b/>
-        </w:rPr>
-        <w:t xml:space="preserve">Learn/</w:t>
-      </w:r>
-      <w:r>
-        <w:rPr>
-          <w:bCs/>
-          <w:b/>
-        </w:rPr>
-        <w:t xml:space="preserve"> </w:t>
-      </w:r>
-      <w:r>
-        <w:rPr>
-          <w:bCs/>
-          <w:b/>
-        </w:rPr>
-        <w:t xml:space="preserve">HTML render</w:t>
-      </w:r>
-      <w:r>
-        <w:t xml:space="preserve"> </w:t>
-      </w:r>
-      <w:r>
-        <w:t xml:space="preserve">— see companion HTML (</w:t>
-      </w:r>
-      <w:r>
-        <w:rPr>
-          <w:rStyle w:val="VerbatimChar"/>
-        </w:rPr>
-        <w:t xml:space="preserve">Learn/2026-07-24-kya-open-standard-dual-track-ip-strategy.html</w:t>
-      </w:r>
-      <w:r>
-        <w:t xml:space="preserve">). ✅</w:t>
+        </w:rPr>
+        <w:t xml:space="preserve">origin/main</w:t>
+      </w:r>
+      <w:r>
+        <w:t xml:space="preserve">, which means it is one lost container away from gone.</w:t>
       </w:r>
     </w:p>
     <w:p>
@@ -1799,24 +2321,23 @@
         <w:pStyle w:val="Compact"/>
       </w:pPr>
       <w:r>
-        <w:rPr>
-          <w:bCs/>
-          <w:b/>
-        </w:rPr>
-        <w:t xml:space="preserve">(4) Drive export</w:t>
-      </w:r>
-      <w:r>
-        <w:t xml:space="preserve"> </w:t>
-      </w:r>
-      <w:r>
-        <w:t xml:space="preserve">— N/A this session (repo is source of truth, Truth Standard §2E; flagged).</w:t>
+        <w:t xml:space="preserve">Decide the conformance-suite and trademark posture before the mark is public.</w:t>
+      </w:r>
+    </w:p>
+    <w:bookmarkStart w:id="29" w:name="Xce55c366a2163ce7d26a6d14f57ee19da5200bc"/>
+    <w:p>
+      <w:pPr>
+        <w:pStyle w:val="Heading3"/>
+      </w:pPr>
+      <w:r>
+        <w:t xml:space="preserve">Learning-loop steps (DWS_LEARNING_STANDARD five-step)</w:t>
       </w:r>
     </w:p>
     <w:p>
       <w:pPr>
         <w:numPr>
           <w:ilvl w:val="0"/>
-          <w:numId w:val="1008"/>
+          <w:numId w:val="1009"/>
         </w:numPr>
         <w:pStyle w:val="Compact"/>
       </w:pPr>
@@ -1825,6 +2346,147 @@
           <w:bCs/>
           <w:b/>
         </w:rPr>
+        <w:t xml:space="preserve">(1) KB entry</w:t>
+      </w:r>
+      <w:r>
+        <w:t xml:space="preserve"> </w:t>
+      </w:r>
+      <w:r>
+        <w:t xml:space="preserve">— deferred until the</w:t>
+      </w:r>
+      <w:r>
+        <w:t xml:space="preserve"> </w:t>
+      </w:r>
+      <w:r>
+        <w:rPr>
+          <w:rStyle w:val="VerbatimChar"/>
+        </w:rPr>
+        <w:t xml:space="preserve">[HIC INPUT NEEDED]</w:t>
+      </w:r>
+      <w:r>
+        <w:t xml:space="preserve"> </w:t>
+      </w:r>
+      <w:r>
+        <w:t xml:space="preserve">items are filled; a KB entry asserting unconfirmed strategy would propagate guesses as canon.</w:t>
+      </w:r>
+    </w:p>
+    <w:p>
+      <w:pPr>
+        <w:numPr>
+          <w:ilvl w:val="0"/>
+          <w:numId w:val="1009"/>
+        </w:numPr>
+        <w:pStyle w:val="Compact"/>
+      </w:pPr>
+      <w:r>
+        <w:rPr>
+          <w:bCs/>
+          <w:b/>
+        </w:rPr>
+        <w:t xml:space="preserve">(2) Field note</w:t>
+      </w:r>
+      <w:r>
+        <w:t xml:space="preserve"> </w:t>
+      </w:r>
+      <w:r>
+        <w:t xml:space="preserve">— this file. ✅</w:t>
+      </w:r>
+    </w:p>
+    <w:p>
+      <w:pPr>
+        <w:numPr>
+          <w:ilvl w:val="0"/>
+          <w:numId w:val="1009"/>
+        </w:numPr>
+        <w:pStyle w:val="Compact"/>
+      </w:pPr>
+      <w:r>
+        <w:rPr>
+          <w:bCs/>
+          <w:b/>
+        </w:rPr>
+        <w:t xml:space="preserve">(3)</w:t>
+      </w:r>
+      <w:r>
+        <w:rPr>
+          <w:bCs/>
+          <w:b/>
+        </w:rPr>
+        <w:t xml:space="preserve"> </w:t>
+      </w:r>
+      <w:r>
+        <w:rPr>
+          <w:rStyle w:val="VerbatimChar"/>
+          <w:bCs/>
+          <w:b/>
+        </w:rPr>
+        <w:t xml:space="preserve">Learn/</w:t>
+      </w:r>
+      <w:r>
+        <w:rPr>
+          <w:bCs/>
+          <w:b/>
+        </w:rPr>
+        <w:t xml:space="preserve"> </w:t>
+      </w:r>
+      <w:r>
+        <w:rPr>
+          <w:bCs/>
+          <w:b/>
+        </w:rPr>
+        <w:t xml:space="preserve">HTML render</w:t>
+      </w:r>
+      <w:r>
+        <w:t xml:space="preserve"> </w:t>
+      </w:r>
+      <w:r>
+        <w:t xml:space="preserve">— see companion HTML (</w:t>
+      </w:r>
+      <w:r>
+        <w:rPr>
+          <w:rStyle w:val="VerbatimChar"/>
+        </w:rPr>
+        <w:t xml:space="preserve">Learn/2026-07-24-kya-open-standard-dual-track-ip-strategy.html</w:t>
+      </w:r>
+      <w:r>
+        <w:t xml:space="preserve">). ✅</w:t>
+      </w:r>
+    </w:p>
+    <w:p>
+      <w:pPr>
+        <w:numPr>
+          <w:ilvl w:val="0"/>
+          <w:numId w:val="1009"/>
+        </w:numPr>
+        <w:pStyle w:val="Compact"/>
+      </w:pPr>
+      <w:r>
+        <w:rPr>
+          <w:bCs/>
+          <w:b/>
+        </w:rPr>
+        <w:t xml:space="preserve">(4) Drive export</w:t>
+      </w:r>
+      <w:r>
+        <w:t xml:space="preserve"> </w:t>
+      </w:r>
+      <w:r>
+        <w:t xml:space="preserve">— N/A this session (repo is source of truth, Truth Standard §2E; flagged).</w:t>
+      </w:r>
+    </w:p>
+    <w:p>
+      <w:pPr>
+        <w:numPr>
+          <w:ilvl w:val="0"/>
+          <w:numId w:val="1009"/>
+        </w:numPr>
+        <w:pStyle w:val="Compact"/>
+      </w:pPr>
+      <w:r>
+        <w:rPr>
+          <w:bCs/>
+          <w:b/>
+        </w:rPr>
         <w:t xml:space="preserve">(5) HIC question</w:t>
       </w:r>
       <w:r>
@@ -1834,8 +2496,8 @@
         <w:t xml:space="preserve">— below. ✅</w:t>
       </w:r>
     </w:p>
-    <w:bookmarkEnd w:id="28"/>
-    <w:bookmarkStart w:id="29" w:name="X0f904fed17943f32c7eda98943820956407d805"/>
+    <w:bookmarkEnd w:id="29"/>
+    <w:bookmarkStart w:id="30" w:name="X0f904fed17943f32c7eda98943820956407d805"/>
     <w:p>
       <w:pPr>
         <w:pStyle w:val="Heading3"/>
@@ -1942,9 +2604,9 @@
         <w:t xml:space="preserve">before, not after, the first outside implementation appears.</w:t>
       </w:r>
     </w:p>
-    <w:bookmarkEnd w:id="29"/>
     <w:bookmarkEnd w:id="30"/>
     <w:bookmarkEnd w:id="31"/>
+    <w:bookmarkEnd w:id="32"/>
     <w:sectPr/>
   </w:body>
 </w:document>
@@ -2291,6 +2953,9 @@
     <w:abstractNumId w:val="991"/>
   </w:num>
   <w:num w:numId="1008">
+    <w:abstractNumId w:val="991"/>
+  </w:num>
+  <w:num w:numId="1009">
     <w:abstractNumId w:val="991"/>
   </w:num>
 </w:numbering>

--- a/Learn/2026-07-24-kya-open-standard-dual-track-ip-strategy.docx
+++ b/Learn/2026-07-24-kya-open-standard-dual-track-ip-strategy.docx
@@ -2,7 +2,7 @@
 <file path=word/document.xml><?xml version="1.0" encoding="utf-8"?>
 <w:document xmlns:w="http://schemas.openxmlformats.org/wordprocessingml/2006/main" xmlns:m="http://schemas.openxmlformats.org/officeDocument/2006/math" xmlns:r="http://schemas.openxmlformats.org/officeDocument/2006/relationships" xmlns:o="urn:schemas-microsoft-com:office:office" xmlns:v="urn:schemas-microsoft-com:vml" xmlns:w10="urn:schemas-microsoft-com:office:word" xmlns:a="http://schemas.openxmlformats.org/drawingml/2006/main" xmlns:pic="http://schemas.openxmlformats.org/drawingml/2006/picture" xmlns:wp="http://schemas.openxmlformats.org/drawingml/2006/wordprocessingDrawing">
   <w:body>
-    <w:bookmarkStart w:id="32" w:name="X62a217ae1336179bdd859dc30a9c6c7dea3a2c9"/>
+    <w:bookmarkStart w:id="36" w:name="X62a217ae1336179bdd859dc30a9c6c7dea3a2c9"/>
     <w:p>
       <w:pPr>
         <w:pStyle w:val="Heading1"/>
@@ -2224,13 +2224,206 @@
       </w:r>
     </w:p>
     <w:bookmarkEnd w:id="28"/>
-    <w:bookmarkStart w:id="31" w:name="next-steps"/>
+    <w:bookmarkStart w:id="32" w:name="X8a2fdbeb6243fd9972e0639e949992b48b998c7"/>
     <w:p>
       <w:pPr>
         <w:pStyle w:val="Heading2"/>
       </w:pPr>
       <w:r>
-        <w:t xml:space="preserve">Next Steps</w:t>
+        <w:t xml:space="preserve">Standards-body route — PROPOSED, pick still open (25.07.2026)</w:t>
+      </w:r>
+    </w:p>
+    <w:p>
+      <w:pPr>
+        <w:pStyle w:val="FirstParagraph"/>
+      </w:pPr>
+      <w:r>
+        <w:t xml:space="preserve">Answers</w:t>
+      </w:r>
+      <w:r>
+        <w:t xml:space="preserve"> </w:t>
+      </w:r>
+      <w:r>
+        <w:rPr>
+          <w:rStyle w:val="VerbatimChar"/>
+        </w:rPr>
+        <w:t xml:space="preserve">[HIC INPUT NEEDED]</w:t>
+      </w:r>
+      <w:r>
+        <w:t xml:space="preserve"> </w:t>
+      </w:r>
+      <w:r>
+        <w:t xml:space="preserve">#2 with a</w:t>
+      </w:r>
+      <w:r>
+        <w:t xml:space="preserve"> </w:t>
+      </w:r>
+      <w:r>
+        <w:rPr>
+          <w:bCs/>
+          <w:b/>
+        </w:rPr>
+        <w:t xml:space="preserve">proposal, not a decision.</w:t>
+      </w:r>
+      <w:r>
+        <w:t xml:space="preserve"> </w:t>
+      </w:r>
+      <w:r>
+        <w:t xml:space="preserve">Three bodies named by the HIC/Boardy, assessed against the four gates in</w:t>
+      </w:r>
+      <w:r>
+        <w:t xml:space="preserve"> </w:t>
+      </w:r>
+      <w:r>
+        <w:rPr>
+          <w:rStyle w:val="VerbatimChar"/>
+        </w:rPr>
+        <w:t xml:space="preserve">standards/kya-open/SPEC.md</w:t>
+      </w:r>
+      <w:r>
+        <w:t xml:space="preserve"> </w:t>
+      </w:r>
+      <w:r>
+        <w:t xml:space="preserve">§0.6. The pick remains the HIC’s.</w:t>
+      </w:r>
+    </w:p>
+    <w:bookmarkStart w:id="29" w:name="the-three-and-what-each-is-actually-for"/>
+    <w:p>
+      <w:pPr>
+        <w:pStyle w:val="Heading3"/>
+      </w:pPr>
+      <w:r>
+        <w:t xml:space="preserve">The three, and what each is actually for</w:t>
+      </w:r>
+    </w:p>
+    <w:p>
+      <w:pPr>
+        <w:pStyle w:val="FirstParagraph"/>
+      </w:pPr>
+      <w:r>
+        <w:rPr>
+          <w:bCs/>
+          <w:b/>
+        </w:rPr>
+        <w:t xml:space="preserve">1. CEN/CENELEC JTC 21 (AI) — the strategic prize.</w:t>
+      </w:r>
+      <w:r>
+        <w:t xml:space="preserve"> </w:t>
+      </w:r>
+      <w:r>
+        <w:t xml:space="preserve">They are writing the EU AI Act harmonised standards now, and the KYA Article 12 (evidence chain) / Article 14 (human oversight) framework maps to their mandate rather than sitting adjacent to it. This is the only route on which</w:t>
+      </w:r>
+      <w:r>
+        <w:t xml:space="preserve"> </w:t>
+      </w:r>
+      <w:r>
+        <w:t xml:space="preserve">“</w:t>
+      </w:r>
+      <w:r>
+        <w:t xml:space="preserve">standard</w:t>
+      </w:r>
+      <w:r>
+        <w:t xml:space="preserve">”</w:t>
+      </w:r>
+      <w:r>
+        <w:t xml:space="preserve"> </w:t>
+      </w:r>
+      <w:r>
+        <w:t xml:space="preserve">acquires the meaning a regulated-industry buyer needs — Art. 40 presumption of conformity. It is also the route that makes KYA</w:t>
+      </w:r>
+      <w:r>
+        <w:t xml:space="preserve"> </w:t>
+      </w:r>
+      <w:r>
+        <w:rPr>
+          <w:bCs/>
+          <w:b/>
+        </w:rPr>
+        <w:t xml:space="preserve">compliance infrastructure instead of a vendor document</w:t>
+      </w:r>
+      <w:r>
+        <w:t xml:space="preserve">.</w:t>
+      </w:r>
+    </w:p>
+    <w:p>
+      <w:pPr>
+        <w:pStyle w:val="BlockText"/>
+      </w:pPr>
+      <w:r>
+        <w:rPr>
+          <w:bCs/>
+          <w:b/>
+        </w:rPr>
+        <w:t xml:space="preserve">The access route is the real asset here.</w:t>
+      </w:r>
+      <w:r>
+        <w:t xml:space="preserve"> </w:t>
+      </w:r>
+      <w:r>
+        <w:t xml:space="preserve">National-body participation runs through</w:t>
+      </w:r>
+      <w:r>
+        <w:t xml:space="preserve"> </w:t>
+      </w:r>
+      <w:r>
+        <w:rPr>
+          <w:bCs/>
+          <w:b/>
+        </w:rPr>
+        <w:t xml:space="preserve">SFS</w:t>
+      </w:r>
+      <w:r>
+        <w:t xml:space="preserve"> </w:t>
+      </w:r>
+      <w:r>
+        <w:t xml:space="preserve">(Finland), approachable via</w:t>
+      </w:r>
+      <w:r>
+        <w:t xml:space="preserve"> </w:t>
+      </w:r>
+      <w:r>
+        <w:rPr>
+          <w:bCs/>
+          <w:b/>
+        </w:rPr>
+        <w:t xml:space="preserve">LUT</w:t>
+      </w:r>
+      <w:r>
+        <w:t xml:space="preserve"> </w:t>
+      </w:r>
+      <w:r>
+        <w:t xml:space="preserve">or</w:t>
+      </w:r>
+      <w:r>
+        <w:t xml:space="preserve"> </w:t>
+      </w:r>
+      <w:r>
+        <w:rPr>
+          <w:bCs/>
+          <w:b/>
+        </w:rPr>
+        <w:t xml:space="preserve">Business Finland</w:t>
+      </w:r>
+      <w:r>
+        <w:t xml:space="preserve">. National-body access is the usual wall for a company this size, and DWS has two credible doors. LUT especially: an academic affiliation is a well-worn route into a JTC working group, and the PhD work is already the theoretical framing for this exact material.</w:t>
+      </w:r>
+    </w:p>
+    <w:p>
+      <w:pPr>
+        <w:pStyle w:val="FirstParagraph"/>
+      </w:pPr>
+      <w:r>
+        <w:rPr>
+          <w:bCs/>
+          <w:b/>
+        </w:rPr>
+        <w:t xml:space="preserve">2. W3C — with a correction that changes the plan.</w:t>
+      </w:r>
+      <w:r>
+        <w:t xml:space="preserve"> </w:t>
+      </w:r>
+      <w:r>
+        <w:t xml:space="preserve">Two separate things must not be conflated:</w:t>
       </w:r>
     </w:p>
     <w:p>
@@ -2242,22 +2435,79 @@
         <w:pStyle w:val="Compact"/>
       </w:pPr>
       <w:r>
-        <w:t xml:space="preserve">HIC fills the remaining three</w:t>
-      </w:r>
-      <w:r>
-        <w:t xml:space="preserve"> </w:t>
-      </w:r>
-      <w:r>
-        <w:rPr>
-          <w:rStyle w:val="VerbatimChar"/>
-        </w:rPr>
-        <w:t xml:space="preserve">[HIC INPUT NEEDED]</w:t>
-      </w:r>
-      <w:r>
-        <w:t xml:space="preserve"> </w:t>
-      </w:r>
-      <w:r>
-        <w:t xml:space="preserve">items; this note is revised to v1.1 with the real rationale.</w:t>
+        <w:t xml:space="preserve">The</w:t>
+      </w:r>
+      <w:r>
+        <w:t xml:space="preserve"> </w:t>
+      </w:r>
+      <w:r>
+        <w:rPr>
+          <w:bCs/>
+          <w:b/>
+        </w:rPr>
+        <w:t xml:space="preserve">Verifiable Credentials Working Group is</w:t>
+      </w:r>
+      <w:r>
+        <w:rPr>
+          <w:bCs/>
+          <w:b/>
+        </w:rPr>
+        <w:t xml:space="preserve"> </w:t>
+      </w:r>
+      <w:r>
+        <w:rPr>
+          <w:iCs/>
+          <w:i/>
+          <w:bCs/>
+          <w:b/>
+        </w:rPr>
+        <w:t xml:space="preserve">not</w:t>
+      </w:r>
+      <w:r>
+        <w:rPr>
+          <w:bCs/>
+          <w:b/>
+        </w:rPr>
+        <w:t xml:space="preserve"> </w:t>
+      </w:r>
+      <w:r>
+        <w:rPr>
+          <w:bCs/>
+          <w:b/>
+        </w:rPr>
+        <w:t xml:space="preserve">low-barrier.</w:t>
+      </w:r>
+      <w:r>
+        <w:t xml:space="preserve"> </w:t>
+      </w:r>
+      <w:r>
+        <w:t xml:space="preserve">WG participation requires W3C membership (tiered by revenue, a real annual cost) or</w:t>
+      </w:r>
+      <w:r>
+        <w:t xml:space="preserve"> </w:t>
+      </w:r>
+      <w:r>
+        <w:rPr>
+          <w:bCs/>
+          <w:b/>
+        </w:rPr>
+        <w:t xml:space="preserve">Invited Expert</w:t>
+      </w:r>
+      <w:r>
+        <w:t xml:space="preserve"> </w:t>
+      </w:r>
+      <w:r>
+        <w:t xml:space="preserve">status — individual, discretionary, not guaranteed.</w:t>
+      </w:r>
+      <w:r>
+        <w:t xml:space="preserve"> </w:t>
+      </w:r>
+      <w:r>
+        <w:rPr>
+          <w:iCs/>
+          <w:i/>
+        </w:rPr>
+        <w:t xml:space="preserve">Confirm current terms before budgeting.</w:t>
       </w:r>
     </w:p>
     <w:p>
@@ -2269,35 +2519,67 @@
         <w:pStyle w:val="Compact"/>
       </w:pPr>
       <w:r>
-        <w:t xml:space="preserve">Confirm whether a spec-grade licence must accompany Apache 2.0 for the target body</w:t>
-      </w:r>
-      <w:r>
-        <w:t xml:space="preserve"> </w:t>
-      </w:r>
-      <w:r>
-        <w:rPr>
-          <w:bCs/>
-          <w:b/>
-        </w:rPr>
-        <w:t xml:space="preserve">before</w:t>
-      </w:r>
-      <w:r>
-        <w:t xml:space="preserve"> </w:t>
-      </w:r>
-      <w:r>
-        <w:t xml:space="preserve">GitHub publication.</w:t>
-      </w:r>
-    </w:p>
-    <w:p>
-      <w:pPr>
-        <w:numPr>
-          <w:ilvl w:val="0"/>
-          <w:numId w:val="1008"/>
-        </w:numPr>
-        <w:pStyle w:val="Compact"/>
-      </w:pPr>
-      <w:r>
-        <w:t xml:space="preserve">Locate or create the actual spec draft in-repo — it currently exists nowhere in</w:t>
+        <w:t xml:space="preserve">A</w:t>
+      </w:r>
+      <w:r>
+        <w:t xml:space="preserve"> </w:t>
+      </w:r>
+      <w:r>
+        <w:rPr>
+          <w:bCs/>
+          <w:b/>
+        </w:rPr>
+        <w:t xml:space="preserve">Community Group</w:t>
+      </w:r>
+      <w:r>
+        <w:t xml:space="preserve"> </w:t>
+      </w:r>
+      <w:r>
+        <w:t xml:space="preserve">is nearly free: five people may charter one, no fee, public citable output.</w:t>
+      </w:r>
+    </w:p>
+    <w:p>
+      <w:pPr>
+        <w:pStyle w:val="FirstParagraph"/>
+      </w:pPr>
+      <w:r>
+        <w:rPr>
+          <w:bCs/>
+          <w:b/>
+        </w:rPr>
+        <w:t xml:space="preserve">More important, the scope point:</w:t>
+      </w:r>
+      <w:r>
+        <w:t xml:space="preserve"> </w:t>
+      </w:r>
+      <w:r>
+        <w:t xml:space="preserve">the VC WG governs the</w:t>
+      </w:r>
+      <w:r>
+        <w:t xml:space="preserve"> </w:t>
+      </w:r>
+      <w:r>
+        <w:rPr>
+          <w:bCs/>
+          <w:b/>
+        </w:rPr>
+        <w:t xml:space="preserve">data model</w:t>
+      </w:r>
+      <w:r>
+        <w:t xml:space="preserve">, not agent-governance semantics. The ATS formula, mandate-gating bands and capability manifests are</w:t>
+      </w:r>
+      <w:r>
+        <w:t xml:space="preserve"> </w:t>
+      </w:r>
+      <w:r>
+        <w:rPr>
+          <w:bCs/>
+          <w:b/>
+        </w:rPr>
+        <w:t xml:space="preserve">out of scope there</w:t>
+      </w:r>
+      <w:r>
+        <w:t xml:space="preserve">. Joining buys attestation +</w:t>
       </w:r>
       <w:r>
         <w:t xml:space="preserve"> </w:t>
@@ -2306,31 +2588,406 @@
         <w:rPr>
           <w:rStyle w:val="VerbatimChar"/>
         </w:rPr>
-        <w:t xml:space="preserve">origin/main</w:t>
-      </w:r>
-      <w:r>
-        <w:t xml:space="preserve">, which means it is one lost container away from gone.</w:t>
-      </w:r>
-    </w:p>
-    <w:p>
-      <w:pPr>
-        <w:numPr>
-          <w:ilvl w:val="0"/>
-          <w:numId w:val="1008"/>
-        </w:numPr>
-        <w:pStyle w:val="Compact"/>
-      </w:pPr>
-      <w:r>
-        <w:t xml:space="preserve">Decide the conformance-suite and trademark posture before the mark is public.</w:t>
-      </w:r>
-    </w:p>
-    <w:bookmarkStart w:id="29" w:name="Xce55c366a2163ce7d26a6d14f57ee19da5200bc"/>
+        <w:t xml:space="preserve">did:web</w:t>
+      </w:r>
+      <w:r>
+        <w:t xml:space="preserve"> </w:t>
+      </w:r>
+      <w:r>
+        <w:t xml:space="preserve">interop, credibility, and a relationship — it does</w:t>
+      </w:r>
+      <w:r>
+        <w:t xml:space="preserve"> </w:t>
+      </w:r>
+      <w:r>
+        <w:rPr>
+          <w:bCs/>
+          <w:b/>
+        </w:rPr>
+        <w:t xml:space="preserve">not</w:t>
+      </w:r>
+      <w:r>
+        <w:t xml:space="preserve"> </w:t>
+      </w:r>
+      <w:r>
+        <w:t xml:space="preserve">standardize KYA. The trade is genuinely good in the other direction: the WG needs implementer evidence to advance VC 2.0, and DWS has deployment evidence. Price it as</w:t>
+      </w:r>
+      <w:r>
+        <w:t xml:space="preserve"> </w:t>
+      </w:r>
+      <w:r>
+        <w:rPr>
+          <w:bCs/>
+          <w:b/>
+        </w:rPr>
+        <w:t xml:space="preserve">interop plus relationship, never as ratification.</w:t>
+      </w:r>
+    </w:p>
+    <w:p>
+      <w:pPr>
+        <w:pStyle w:val="BodyText"/>
+      </w:pPr>
+      <w:r>
+        <w:rPr>
+          <w:bCs/>
+          <w:b/>
+        </w:rPr>
+        <w:t xml:space="preserve">3. Gaia-X / IDSA — reframed: this is a gate-1 play, not a standardization route.</w:t>
+      </w:r>
+      <w:r>
+        <w:t xml:space="preserve"> </w:t>
+      </w:r>
+      <w:r>
+        <w:t xml:space="preserve">Filed by the HIC as a standardization option; it is better understood as</w:t>
+      </w:r>
+      <w:r>
+        <w:t xml:space="preserve"> </w:t>
+      </w:r>
+      <w:r>
+        <w:rPr>
+          <w:bCs/>
+          <w:b/>
+        </w:rPr>
+        <w:t xml:space="preserve">where the independent implementers are</w:t>
+      </w:r>
+      <w:r>
+        <w:t xml:space="preserve">. Gate 1 (two implementations by parties with no commercial relationship to Lifetime Oy) is the gate nothing else on this list solves — CEN produces no implementers, and neither does W3C. A European sovereign-data-infrastructure consortium whose members already care about trust, sovereignty and audit trails is exactly the population that might build a second KYA verifier, because they need one.</w:t>
+      </w:r>
+    </w:p>
+    <w:p>
+      <w:pPr>
+        <w:pStyle w:val="BlockText"/>
+      </w:pPr>
+      <w:r>
+        <w:rPr>
+          <w:bCs/>
+          <w:b/>
+        </w:rPr>
+        <w:t xml:space="preserve">Honest caveat:</w:t>
+      </w:r>
+      <w:r>
+        <w:t xml:space="preserve"> </w:t>
+      </w:r>
+      <w:r>
+        <w:t xml:space="preserve">a</w:t>
+      </w:r>
+      <w:r>
+        <w:t xml:space="preserve"> </w:t>
+      </w:r>
+      <w:r>
+        <w:t xml:space="preserve">“</w:t>
+      </w:r>
+      <w:r>
+        <w:t xml:space="preserve">Gaia-X compliant profile</w:t>
+      </w:r>
+      <w:r>
+        <w:t xml:space="preserve">”</w:t>
+      </w:r>
+      <w:r>
+        <w:t xml:space="preserve"> </w:t>
+      </w:r>
+      <w:r>
+        <w:t xml:space="preserve">carries real ecosystem weight and very little</w:t>
+      </w:r>
+      <w:r>
+        <w:t xml:space="preserve"> </w:t>
+      </w:r>
+      <w:r>
+        <w:rPr>
+          <w:bCs/>
+          <w:b/>
+        </w:rPr>
+        <w:t xml:space="preserve">regulatory</w:t>
+      </w:r>
+      <w:r>
+        <w:t xml:space="preserve"> </w:t>
+      </w:r>
+      <w:r>
+        <w:t xml:space="preserve">weight. It must not substitute for the CEN track. Use it to manufacture the adoption evidence CEN will eventually ask for.</w:t>
+      </w:r>
+    </w:p>
+    <w:bookmarkEnd w:id="29"/>
+    <w:bookmarkStart w:id="30" w:name="gate-mapping-and-the-three-clocks"/>
     <w:p>
       <w:pPr>
         <w:pStyle w:val="Heading3"/>
       </w:pPr>
       <w:r>
-        <w:t xml:space="preserve">Learning-loop steps (DWS_LEARNING_STANDARD five-step)</w:t>
+        <w:t xml:space="preserve">Gate mapping and the three clocks</w:t>
+      </w:r>
+    </w:p>
+    <w:tbl>
+      <w:tblPr>
+        <w:tblStyle w:val="Table"/>
+        <w:tblW w:type="pct" w:w="5000"/>
+        <w:tblLook w:firstRow="1" w:lastRow="0" w:firstColumn="0" w:lastColumn="0" w:noHBand="0" w:noVBand="0" w:val="0020"/>
+        <w:jc w:val="start"/>
+      </w:tblPr>
+      <w:tblGrid>
+        <w:gridCol w:w="1173"/>
+        <w:gridCol w:w="5280"/>
+        <w:gridCol w:w="1466"/>
+      </w:tblGrid>
+      <w:tr>
+        <w:trPr>
+          <w:tblHeader w:val="true"/>
+        </w:trPr>
+        <w:tc>
+          <w:tcPr/>
+          <w:p>
+            <w:pPr>
+              <w:pStyle w:val="Compact"/>
+              <w:jc w:val="left"/>
+            </w:pPr>
+            <w:r>
+              <w:t xml:space="preserve">Body</w:t>
+            </w:r>
+          </w:p>
+        </w:tc>
+        <w:tc>
+          <w:tcPr/>
+          <w:p>
+            <w:pPr>
+              <w:pStyle w:val="Compact"/>
+              <w:jc w:val="left"/>
+            </w:pPr>
+            <w:r>
+              <w:t xml:space="preserve">Gate served (§0.6)</w:t>
+            </w:r>
+          </w:p>
+        </w:tc>
+        <w:tc>
+          <w:tcPr/>
+          <w:p>
+            <w:pPr>
+              <w:pStyle w:val="Compact"/>
+              <w:jc w:val="left"/>
+            </w:pPr>
+            <w:r>
+              <w:t xml:space="preserve">Clock</w:t>
+            </w:r>
+          </w:p>
+        </w:tc>
+      </w:tr>
+      <w:tr>
+        <w:tc>
+          <w:tcPr/>
+          <w:p>
+            <w:pPr>
+              <w:pStyle w:val="Compact"/>
+              <w:jc w:val="left"/>
+            </w:pPr>
+            <w:r>
+              <w:t xml:space="preserve">CEN/CENELEC JTC 21</w:t>
+            </w:r>
+          </w:p>
+        </w:tc>
+        <w:tc>
+          <w:tcPr/>
+          <w:p>
+            <w:pPr>
+              <w:pStyle w:val="Compact"/>
+              <w:jc w:val="left"/>
+            </w:pPr>
+            <w:r>
+              <w:t xml:space="preserve">Gate 3 (de jure) + regulatory weight</w:t>
+            </w:r>
+          </w:p>
+        </w:tc>
+        <w:tc>
+          <w:tcPr/>
+          <w:p>
+            <w:pPr>
+              <w:pStyle w:val="Compact"/>
+              <w:jc w:val="left"/>
+            </w:pPr>
+            <w:r>
+              <w:rPr>
+                <w:bCs/>
+                <w:b/>
+              </w:rPr>
+              <w:t xml:space="preserve">Years</w:t>
+            </w:r>
+          </w:p>
+        </w:tc>
+      </w:tr>
+      <w:tr>
+        <w:tc>
+          <w:tcPr/>
+          <w:p>
+            <w:pPr>
+              <w:pStyle w:val="Compact"/>
+              <w:jc w:val="left"/>
+            </w:pPr>
+            <w:r>
+              <w:t xml:space="preserve">W3C (CG now; VC WG if membership)</w:t>
+            </w:r>
+          </w:p>
+        </w:tc>
+        <w:tc>
+          <w:tcPr/>
+          <w:p>
+            <w:pPr>
+              <w:pStyle w:val="Compact"/>
+              <w:jc w:val="left"/>
+            </w:pPr>
+            <w:r>
+              <w:t xml:space="preserve">Interop; partial gate 4</w:t>
+            </w:r>
+          </w:p>
+        </w:tc>
+        <w:tc>
+          <w:tcPr/>
+          <w:p>
+            <w:pPr>
+              <w:pStyle w:val="Compact"/>
+              <w:jc w:val="left"/>
+            </w:pPr>
+            <w:r>
+              <w:rPr>
+                <w:bCs/>
+                <w:b/>
+              </w:rPr>
+              <w:t xml:space="preserve">Months</w:t>
+            </w:r>
+          </w:p>
+        </w:tc>
+      </w:tr>
+      <w:tr>
+        <w:tc>
+          <w:tcPr/>
+          <w:p>
+            <w:pPr>
+              <w:pStyle w:val="Compact"/>
+              <w:jc w:val="left"/>
+            </w:pPr>
+            <w:r>
+              <w:t xml:space="preserve">Gaia-X / IDSA</w:t>
+            </w:r>
+          </w:p>
+        </w:tc>
+        <w:tc>
+          <w:tcPr/>
+          <w:p>
+            <w:pPr>
+              <w:pStyle w:val="Compact"/>
+              <w:jc w:val="left"/>
+            </w:pPr>
+            <w:r>
+              <w:rPr>
+                <w:bCs/>
+                <w:b/>
+              </w:rPr>
+              <w:t xml:space="preserve">Gate 1 — independent implementers</w:t>
+            </w:r>
+          </w:p>
+        </w:tc>
+        <w:tc>
+          <w:tcPr/>
+          <w:p>
+            <w:pPr>
+              <w:pStyle w:val="Compact"/>
+              <w:jc w:val="left"/>
+            </w:pPr>
+            <w:r>
+              <w:rPr>
+                <w:bCs/>
+                <w:b/>
+              </w:rPr>
+              <w:t xml:space="preserve">Fastest</w:t>
+            </w:r>
+          </w:p>
+        </w:tc>
+      </w:tr>
+    </w:tbl>
+    <w:p>
+      <w:pPr>
+        <w:pStyle w:val="BodyText"/>
+      </w:pPr>
+      <w:r>
+        <w:rPr>
+          <w:bCs/>
+          <w:b/>
+        </w:rPr>
+        <w:t xml:space="preserve">This collapses two open questions into one.</w:t>
+      </w:r>
+      <w:r>
+        <w:t xml:space="preserve"> </w:t>
+      </w:r>
+      <w:r>
+        <w:rPr>
+          <w:rStyle w:val="VerbatimChar"/>
+        </w:rPr>
+        <w:t xml:space="preserve">[HIC INPUT NEEDED]</w:t>
+      </w:r>
+      <w:r>
+        <w:t xml:space="preserve"> </w:t>
+      </w:r>
+      <w:r>
+        <w:t xml:space="preserve">#1 asked why Q4 2026. If that date means</w:t>
+      </w:r>
+      <w:r>
+        <w:t xml:space="preserve"> </w:t>
+      </w:r>
+      <w:r>
+        <w:rPr>
+          <w:iCs/>
+          <w:i/>
+        </w:rPr>
+        <w:t xml:space="preserve">published and adopted somewhere</w:t>
+      </w:r>
+      <w:r>
+        <w:t xml:space="preserve">,</w:t>
+      </w:r>
+      <w:r>
+        <w:t xml:space="preserve"> </w:t>
+      </w:r>
+      <w:r>
+        <w:rPr>
+          <w:bCs/>
+          <w:b/>
+        </w:rPr>
+        <w:t xml:space="preserve">only Gaia-X/IDSA can deliver it — CEN structurally cannot.</w:t>
+      </w:r>
+      <w:r>
+        <w:t xml:space="preserve"> </w:t>
+      </w:r>
+      <w:r>
+        <w:t xml:space="preserve">So the body choice and the timing are not two decisions; picking the body answers the date.</w:t>
+      </w:r>
+    </w:p>
+    <w:bookmarkEnd w:id="30"/>
+    <w:bookmarkStart w:id="31" w:name="Xd77054ef7d29c3d5c190d3005d1fd45db537f94"/>
+    <w:p>
+      <w:pPr>
+        <w:pStyle w:val="Heading3"/>
+      </w:pPr>
+      <w:r>
+        <w:t xml:space="preserve">Sequencing recommendation — do not run three in parallel</w:t>
+      </w:r>
+    </w:p>
+    <w:p>
+      <w:pPr>
+        <w:pStyle w:val="FirstParagraph"/>
+      </w:pPr>
+      <w:r>
+        <w:t xml:space="preserve">Three simultaneous tracks is a sustained commitment (meetings, drafts, calls, travel) over quarters, against a board list that already carries an unsigned IP assignment.</w:t>
+      </w:r>
+      <w:r>
+        <w:t xml:space="preserve"> </w:t>
+      </w:r>
+      <w:r>
+        <w:rPr>
+          <w:bCs/>
+          <w:b/>
+        </w:rPr>
+        <w:t xml:space="preserve">Joining a body you cannot show up to is worse than not joining.</w:t>
+      </w:r>
+      <w:r>
+        <w:t xml:space="preserve"> </w:t>
+      </w:r>
+      <w:r>
+        <w:t xml:space="preserve">Proposed order:</w:t>
       </w:r>
     </w:p>
     <w:p>
@@ -2346,28 +3003,13 @@
           <w:bCs/>
           <w:b/>
         </w:rPr>
-        <w:t xml:space="preserve">(1) KB entry</w:t>
-      </w:r>
-      <w:r>
-        <w:t xml:space="preserve"> </w:t>
-      </w:r>
-      <w:r>
-        <w:t xml:space="preserve">— deferred until the</w:t>
-      </w:r>
-      <w:r>
-        <w:t xml:space="preserve"> </w:t>
-      </w:r>
-      <w:r>
-        <w:rPr>
-          <w:rStyle w:val="VerbatimChar"/>
-        </w:rPr>
-        <w:t xml:space="preserve">[HIC INPUT NEEDED]</w:t>
-      </w:r>
-      <w:r>
-        <w:t xml:space="preserve"> </w:t>
-      </w:r>
-      <w:r>
-        <w:t xml:space="preserve">items are filled; a KB entry asserting unconfirmed strategy would propagate guesses as canon.</w:t>
+        <w:t xml:space="preserve">SFS conversation now</w:t>
+      </w:r>
+      <w:r>
+        <w:t xml:space="preserve"> </w:t>
+      </w:r>
+      <w:r>
+        <w:t xml:space="preserve">— slowest clock, so it must start earliest. Via LUT or Business Finland.</w:t>
       </w:r>
     </w:p>
     <w:p>
@@ -2383,13 +3025,13 @@
           <w:bCs/>
           <w:b/>
         </w:rPr>
-        <w:t xml:space="preserve">(2) Field note</w:t>
-      </w:r>
-      <w:r>
-        <w:t xml:space="preserve"> </w:t>
-      </w:r>
-      <w:r>
-        <w:t xml:space="preserve">— this file. ✅</w:t>
+        <w:t xml:space="preserve">W3C Community Group now</w:t>
+      </w:r>
+      <w:r>
+        <w:t xml:space="preserve"> </w:t>
+      </w:r>
+      <w:r>
+        <w:t xml:space="preserve">— cheap, and it gives the spec a neutral home plus a public venue where an independent implementer can appear (gates 1 and 4).</w:t>
       </w:r>
     </w:p>
     <w:p>
@@ -2405,84 +3047,312 @@
           <w:bCs/>
           <w:b/>
         </w:rPr>
-        <w:t xml:space="preserve">(3)</w:t>
-      </w:r>
-      <w:r>
-        <w:rPr>
-          <w:bCs/>
-          <w:b/>
-        </w:rPr>
-        <w:t xml:space="preserve"> </w:t>
-      </w:r>
-      <w:r>
-        <w:rPr>
-          <w:rStyle w:val="VerbatimChar"/>
-          <w:bCs/>
-          <w:b/>
-        </w:rPr>
-        <w:t xml:space="preserve">Learn/</w:t>
-      </w:r>
-      <w:r>
-        <w:rPr>
-          <w:bCs/>
-          <w:b/>
-        </w:rPr>
-        <w:t xml:space="preserve"> </w:t>
-      </w:r>
-      <w:r>
-        <w:rPr>
-          <w:bCs/>
-          <w:b/>
-        </w:rPr>
-        <w:t xml:space="preserve">HTML render</w:t>
-      </w:r>
-      <w:r>
-        <w:t xml:space="preserve"> </w:t>
-      </w:r>
-      <w:r>
-        <w:t xml:space="preserve">— see companion HTML (</w:t>
-      </w:r>
-      <w:r>
-        <w:rPr>
-          <w:rStyle w:val="VerbatimChar"/>
-        </w:rPr>
-        <w:t xml:space="preserve">Learn/2026-07-24-kya-open-standard-dual-track-ip-strategy.html</w:t>
-      </w:r>
-      <w:r>
-        <w:t xml:space="preserve">). ✅</w:t>
+        <w:t xml:space="preserve">Gaia-X / IDSA when there is someone concrete to hand the spec to</w:t>
+      </w:r>
+      <w:r>
+        <w:t xml:space="preserve"> </w:t>
+      </w:r>
+      <w:r>
+        <w:t xml:space="preserve">— not before.</w:t>
+      </w:r>
+    </w:p>
+    <w:p>
+      <w:pPr>
+        <w:pStyle w:val="FirstParagraph"/>
+      </w:pPr>
+      <w:r>
+        <w:rPr>
+          <w:bCs/>
+          <w:b/>
+        </w:rPr>
+        <w:t xml:space="preserve">And regardless of body: build the conformance suite yourself.</w:t>
+      </w:r>
+      <w:r>
+        <w:t xml:space="preserve"> </w:t>
+      </w:r>
+      <w:r>
+        <w:t xml:space="preserve">It is gate 2, no body will author it for a specification with one implementation, and it is the only defence against a competitor shipping the</w:t>
+      </w:r>
+      <w:r>
+        <w:t xml:space="preserve"> </w:t>
+      </w:r>
+      <w:r>
+        <w:t xml:space="preserve">“</w:t>
+      </w:r>
+      <w:r>
+        <w:t xml:space="preserve">KYA-compliant</w:t>
+      </w:r>
+      <w:r>
+        <w:t xml:space="preserve">”</w:t>
+      </w:r>
+      <w:r>
+        <w:t xml:space="preserve"> </w:t>
+      </w:r>
+      <w:r>
+        <w:t xml:space="preserve">label without the substance. A body may eventually operate it; none will write it.</w:t>
+      </w:r>
+    </w:p>
+    <w:bookmarkEnd w:id="31"/>
+    <w:bookmarkEnd w:id="32"/>
+    <w:bookmarkStart w:id="35" w:name="next-steps"/>
+    <w:p>
+      <w:pPr>
+        <w:pStyle w:val="Heading2"/>
+      </w:pPr>
+      <w:r>
+        <w:t xml:space="preserve">Next Steps</w:t>
       </w:r>
     </w:p>
     <w:p>
       <w:pPr>
         <w:numPr>
           <w:ilvl w:val="0"/>
-          <w:numId w:val="1009"/>
+          <w:numId w:val="1010"/>
         </w:numPr>
         <w:pStyle w:val="Compact"/>
       </w:pPr>
       <w:r>
-        <w:rPr>
-          <w:bCs/>
-          <w:b/>
-        </w:rPr>
-        <w:t xml:space="preserve">(4) Drive export</w:t>
-      </w:r>
-      <w:r>
-        <w:t xml:space="preserve"> </w:t>
-      </w:r>
-      <w:r>
-        <w:t xml:space="preserve">— N/A this session (repo is source of truth, Truth Standard §2E; flagged).</w:t>
+        <w:t xml:space="preserve">HIC fills the remaining three</w:t>
+      </w:r>
+      <w:r>
+        <w:t xml:space="preserve"> </w:t>
+      </w:r>
+      <w:r>
+        <w:rPr>
+          <w:rStyle w:val="VerbatimChar"/>
+        </w:rPr>
+        <w:t xml:space="preserve">[HIC INPUT NEEDED]</w:t>
+      </w:r>
+      <w:r>
+        <w:t xml:space="preserve"> </w:t>
+      </w:r>
+      <w:r>
+        <w:t xml:space="preserve">items; this note is revised to v1.1 with the real rationale.</w:t>
       </w:r>
     </w:p>
     <w:p>
       <w:pPr>
         <w:numPr>
           <w:ilvl w:val="0"/>
-          <w:numId w:val="1009"/>
+          <w:numId w:val="1010"/>
         </w:numPr>
         <w:pStyle w:val="Compact"/>
       </w:pPr>
       <w:r>
+        <w:t xml:space="preserve">Confirm whether a spec-grade licence must accompany Apache 2.0 for the target body</w:t>
+      </w:r>
+      <w:r>
+        <w:t xml:space="preserve"> </w:t>
+      </w:r>
+      <w:r>
+        <w:rPr>
+          <w:bCs/>
+          <w:b/>
+        </w:rPr>
+        <w:t xml:space="preserve">before</w:t>
+      </w:r>
+      <w:r>
+        <w:t xml:space="preserve"> </w:t>
+      </w:r>
+      <w:r>
+        <w:t xml:space="preserve">GitHub publication.</w:t>
+      </w:r>
+    </w:p>
+    <w:p>
+      <w:pPr>
+        <w:numPr>
+          <w:ilvl w:val="0"/>
+          <w:numId w:val="1010"/>
+        </w:numPr>
+        <w:pStyle w:val="Compact"/>
+      </w:pPr>
+      <w:r>
+        <w:t xml:space="preserve">Locate or create the actual spec draft in-repo — it currently exists nowhere in</w:t>
+      </w:r>
+      <w:r>
+        <w:t xml:space="preserve"> </w:t>
+      </w:r>
+      <w:r>
+        <w:rPr>
+          <w:rStyle w:val="VerbatimChar"/>
+        </w:rPr>
+        <w:t xml:space="preserve">origin/main</w:t>
+      </w:r>
+      <w:r>
+        <w:t xml:space="preserve">, which means it is one lost container away from gone.</w:t>
+      </w:r>
+    </w:p>
+    <w:p>
+      <w:pPr>
+        <w:numPr>
+          <w:ilvl w:val="0"/>
+          <w:numId w:val="1010"/>
+        </w:numPr>
+        <w:pStyle w:val="Compact"/>
+      </w:pPr>
+      <w:r>
+        <w:t xml:space="preserve">Decide the conformance-suite and trademark posture before the mark is public.</w:t>
+      </w:r>
+    </w:p>
+    <w:bookmarkStart w:id="33" w:name="Xce55c366a2163ce7d26a6d14f57ee19da5200bc"/>
+    <w:p>
+      <w:pPr>
+        <w:pStyle w:val="Heading3"/>
+      </w:pPr>
+      <w:r>
+        <w:t xml:space="preserve">Learning-loop steps (DWS_LEARNING_STANDARD five-step)</w:t>
+      </w:r>
+    </w:p>
+    <w:p>
+      <w:pPr>
+        <w:numPr>
+          <w:ilvl w:val="0"/>
+          <w:numId w:val="1011"/>
+        </w:numPr>
+        <w:pStyle w:val="Compact"/>
+      </w:pPr>
+      <w:r>
+        <w:rPr>
+          <w:bCs/>
+          <w:b/>
+        </w:rPr>
+        <w:t xml:space="preserve">(1) KB entry</w:t>
+      </w:r>
+      <w:r>
+        <w:t xml:space="preserve"> </w:t>
+      </w:r>
+      <w:r>
+        <w:t xml:space="preserve">— deferred until the</w:t>
+      </w:r>
+      <w:r>
+        <w:t xml:space="preserve"> </w:t>
+      </w:r>
+      <w:r>
+        <w:rPr>
+          <w:rStyle w:val="VerbatimChar"/>
+        </w:rPr>
+        <w:t xml:space="preserve">[HIC INPUT NEEDED]</w:t>
+      </w:r>
+      <w:r>
+        <w:t xml:space="preserve"> </w:t>
+      </w:r>
+      <w:r>
+        <w:t xml:space="preserve">items are filled; a KB entry asserting unconfirmed strategy would propagate guesses as canon.</w:t>
+      </w:r>
+    </w:p>
+    <w:p>
+      <w:pPr>
+        <w:numPr>
+          <w:ilvl w:val="0"/>
+          <w:numId w:val="1011"/>
+        </w:numPr>
+        <w:pStyle w:val="Compact"/>
+      </w:pPr>
+      <w:r>
+        <w:rPr>
+          <w:bCs/>
+          <w:b/>
+        </w:rPr>
+        <w:t xml:space="preserve">(2) Field note</w:t>
+      </w:r>
+      <w:r>
+        <w:t xml:space="preserve"> </w:t>
+      </w:r>
+      <w:r>
+        <w:t xml:space="preserve">— this file. ✅</w:t>
+      </w:r>
+    </w:p>
+    <w:p>
+      <w:pPr>
+        <w:numPr>
+          <w:ilvl w:val="0"/>
+          <w:numId w:val="1011"/>
+        </w:numPr>
+        <w:pStyle w:val="Compact"/>
+      </w:pPr>
+      <w:r>
+        <w:rPr>
+          <w:bCs/>
+          <w:b/>
+        </w:rPr>
+        <w:t xml:space="preserve">(3)</w:t>
+      </w:r>
+      <w:r>
+        <w:rPr>
+          <w:bCs/>
+          <w:b/>
+        </w:rPr>
+        <w:t xml:space="preserve"> </w:t>
+      </w:r>
+      <w:r>
+        <w:rPr>
+          <w:rStyle w:val="VerbatimChar"/>
+          <w:bCs/>
+          <w:b/>
+        </w:rPr>
+        <w:t xml:space="preserve">Learn/</w:t>
+      </w:r>
+      <w:r>
+        <w:rPr>
+          <w:bCs/>
+          <w:b/>
+        </w:rPr>
+        <w:t xml:space="preserve"> </w:t>
+      </w:r>
+      <w:r>
+        <w:rPr>
+          <w:bCs/>
+          <w:b/>
+        </w:rPr>
+        <w:t xml:space="preserve">HTML render</w:t>
+      </w:r>
+      <w:r>
+        <w:t xml:space="preserve"> </w:t>
+      </w:r>
+      <w:r>
+        <w:t xml:space="preserve">— see companion HTML (</w:t>
+      </w:r>
+      <w:r>
+        <w:rPr>
+          <w:rStyle w:val="VerbatimChar"/>
+        </w:rPr>
+        <w:t xml:space="preserve">Learn/2026-07-24-kya-open-standard-dual-track-ip-strategy.html</w:t>
+      </w:r>
+      <w:r>
+        <w:t xml:space="preserve">). ✅</w:t>
+      </w:r>
+    </w:p>
+    <w:p>
+      <w:pPr>
+        <w:numPr>
+          <w:ilvl w:val="0"/>
+          <w:numId w:val="1011"/>
+        </w:numPr>
+        <w:pStyle w:val="Compact"/>
+      </w:pPr>
+      <w:r>
+        <w:rPr>
+          <w:bCs/>
+          <w:b/>
+        </w:rPr>
+        <w:t xml:space="preserve">(4) Drive export</w:t>
+      </w:r>
+      <w:r>
+        <w:t xml:space="preserve"> </w:t>
+      </w:r>
+      <w:r>
+        <w:t xml:space="preserve">— N/A this session (repo is source of truth, Truth Standard §2E; flagged).</w:t>
+      </w:r>
+    </w:p>
+    <w:p>
+      <w:pPr>
+        <w:numPr>
+          <w:ilvl w:val="0"/>
+          <w:numId w:val="1011"/>
+        </w:numPr>
+        <w:pStyle w:val="Compact"/>
+      </w:pPr>
+      <w:r>
         <w:rPr>
           <w:bCs/>
           <w:b/>
@@ -2496,8 +3366,8 @@
         <w:t xml:space="preserve">— below. ✅</w:t>
       </w:r>
     </w:p>
-    <w:bookmarkEnd w:id="29"/>
-    <w:bookmarkStart w:id="30" w:name="X0f904fed17943f32c7eda98943820956407d805"/>
+    <w:bookmarkEnd w:id="33"/>
+    <w:bookmarkStart w:id="34" w:name="X0f904fed17943f32c7eda98943820956407d805"/>
     <w:p>
       <w:pPr>
         <w:pStyle w:val="Heading3"/>
@@ -2604,9 +3474,9 @@
         <w:t xml:space="preserve">before, not after, the first outside implementation appears.</w:t>
       </w:r>
     </w:p>
-    <w:bookmarkEnd w:id="30"/>
-    <w:bookmarkEnd w:id="31"/>
-    <w:bookmarkEnd w:id="32"/>
+    <w:bookmarkEnd w:id="34"/>
+    <w:bookmarkEnd w:id="35"/>
+    <w:bookmarkEnd w:id="36"/>
     <w:sectPr/>
   </w:body>
 </w:document>
@@ -2956,6 +3826,39 @@
     <w:abstractNumId w:val="991"/>
   </w:num>
   <w:num w:numId="1009">
+    <w:abstractNumId w:val="99411"/>
+    <w:lvlOverride w:ilvl="0">
+      <w:startOverride w:val="1"/>
+    </w:lvlOverride>
+    <w:lvlOverride w:ilvl="1">
+      <w:startOverride w:val="1"/>
+    </w:lvlOverride>
+    <w:lvlOverride w:ilvl="2">
+      <w:startOverride w:val="1"/>
+    </w:lvlOverride>
+    <w:lvlOverride w:ilvl="3">
+      <w:startOverride w:val="1"/>
+    </w:lvlOverride>
+    <w:lvlOverride w:ilvl="4">
+      <w:startOverride w:val="1"/>
+    </w:lvlOverride>
+    <w:lvlOverride w:ilvl="5">
+      <w:startOverride w:val="1"/>
+    </w:lvlOverride>
+    <w:lvlOverride w:ilvl="6">
+      <w:startOverride w:val="1"/>
+    </w:lvlOverride>
+    <w:lvlOverride w:ilvl="7">
+      <w:startOverride w:val="1"/>
+    </w:lvlOverride>
+    <w:lvlOverride w:ilvl="8">
+      <w:startOverride w:val="1"/>
+    </w:lvlOverride>
+  </w:num>
+  <w:num w:numId="1010">
+    <w:abstractNumId w:val="991"/>
+  </w:num>
+  <w:num w:numId="1011">
     <w:abstractNumId w:val="991"/>
   </w:num>
 </w:numbering>

--- a/Learn/2026-07-24-kya-open-standard-dual-track-ip-strategy.docx
+++ b/Learn/2026-07-24-kya-open-standard-dual-track-ip-strategy.docx
@@ -2,7 +2,7 @@
 <file path=word/document.xml><?xml version="1.0" encoding="utf-8"?>
 <w:document xmlns:w="http://schemas.openxmlformats.org/wordprocessingml/2006/main" xmlns:m="http://schemas.openxmlformats.org/officeDocument/2006/math" xmlns:r="http://schemas.openxmlformats.org/officeDocument/2006/relationships" xmlns:o="urn:schemas-microsoft-com:office:office" xmlns:v="urn:schemas-microsoft-com:vml" xmlns:w10="urn:schemas-microsoft-com:office:word" xmlns:a="http://schemas.openxmlformats.org/drawingml/2006/main" xmlns:pic="http://schemas.openxmlformats.org/drawingml/2006/picture" xmlns:wp="http://schemas.openxmlformats.org/drawingml/2006/wordprocessingDrawing">
   <w:body>
-    <w:bookmarkStart w:id="36" w:name="X62a217ae1336179bdd859dc30a9c6c7dea3a2c9"/>
+    <w:bookmarkStart w:id="37" w:name="X62a217ae1336179bdd859dc30a9c6c7dea3a2c9"/>
     <w:p>
       <w:pPr>
         <w:pStyle w:val="Heading1"/>
@@ -2224,7 +2224,7 @@
       </w:r>
     </w:p>
     <w:bookmarkEnd w:id="28"/>
-    <w:bookmarkStart w:id="32" w:name="X8a2fdbeb6243fd9972e0639e949992b48b998c7"/>
+    <w:bookmarkStart w:id="33" w:name="X8a2fdbeb6243fd9972e0639e949992b48b998c7"/>
     <w:p>
       <w:pPr>
         <w:pStyle w:val="Heading2"/>
@@ -2957,13 +2957,13 @@
       </w:r>
     </w:p>
     <w:bookmarkEnd w:id="30"/>
-    <w:bookmarkStart w:id="31" w:name="Xd77054ef7d29c3d5c190d3005d1fd45db537f94"/>
+    <w:bookmarkStart w:id="31" w:name="X071e862b2d58d6e808344705dd2243cb075e630"/>
     <w:p>
       <w:pPr>
         <w:pStyle w:val="Heading3"/>
       </w:pPr>
       <w:r>
-        <w:t xml:space="preserve">Sequencing recommendation — do not run three in parallel</w:t>
+        <w:t xml:space="preserve">SG route — VERIFIED against primary sources (25.07.2026)</w:t>
       </w:r>
     </w:p>
     <w:p>
@@ -2971,23 +2971,317 @@
         <w:pStyle w:val="FirstParagraph"/>
       </w:pPr>
       <w:r>
-        <w:t xml:space="preserve">Three simultaneous tracks is a sustained commitment (meetings, drafts, calls, travel) over quarters, against a board list that already carries an unsigned IP assignment.</w:t>
-      </w:r>
-      <w:r>
-        <w:t xml:space="preserve"> </w:t>
-      </w:r>
-      <w:r>
-        <w:rPr>
-          <w:bCs/>
-          <w:b/>
-        </w:rPr>
-        <w:t xml:space="preserve">Joining a body you cannot show up to is worse than not joining.</w:t>
-      </w:r>
-      <w:r>
-        <w:t xml:space="preserve"> </w:t>
-      </w:r>
-      <w:r>
-        <w:t xml:space="preserve">Proposed order:</w:t>
+        <w:t xml:space="preserve">Recorded earlier as</w:t>
+      </w:r>
+      <w:r>
+        <w:t xml:space="preserve"> </w:t>
+      </w:r>
+      <w:r>
+        <w:rPr>
+          <w:iCs/>
+          <w:i/>
+        </w:rPr>
+        <w:t xml:space="preserve">my analysis, not established DWS position</w:t>
+      </w:r>
+      <w:r>
+        <w:t xml:space="preserve">. Now checked, and it was</w:t>
+      </w:r>
+      <w:r>
+        <w:t xml:space="preserve"> </w:t>
+      </w:r>
+      <w:r>
+        <w:rPr>
+          <w:bCs/>
+          <w:b/>
+        </w:rPr>
+        <w:t xml:space="preserve">wrong in one place and understated in another.</w:t>
+      </w:r>
+    </w:p>
+    <w:p>
+      <w:pPr>
+        <w:pStyle w:val="BodyText"/>
+      </w:pPr>
+      <w:r>
+        <w:rPr>
+          <w:bCs/>
+          <w:b/>
+        </w:rPr>
+        <w:t xml:space="preserve">Correction — the standards body is Enterprise Singapore, not IMDA.</w:t>
+      </w:r>
+      <w:r>
+        <w:t xml:space="preserve"> </w:t>
+      </w:r>
+      <w:r>
+        <w:t xml:space="preserve">Roles separate cleanly:</w:t>
+      </w:r>
+    </w:p>
+    <w:tbl>
+      <w:tblPr>
+        <w:tblStyle w:val="Table"/>
+        <w:tblW w:type="pct" w:w="5000"/>
+        <w:tblLook w:firstRow="1" w:lastRow="0" w:firstColumn="0" w:lastColumn="0" w:noHBand="0" w:noVBand="0" w:val="0020"/>
+        <w:jc w:val="start"/>
+      </w:tblPr>
+      <w:tblGrid>
+        <w:gridCol w:w="3960"/>
+        <w:gridCol w:w="3960"/>
+      </w:tblGrid>
+      <w:tr>
+        <w:trPr>
+          <w:tblHeader w:val="true"/>
+        </w:trPr>
+        <w:tc>
+          <w:tcPr/>
+          <w:p>
+            <w:pPr>
+              <w:pStyle w:val="Compact"/>
+              <w:jc w:val="left"/>
+            </w:pPr>
+            <w:r>
+              <w:t xml:space="preserve">Body</w:t>
+            </w:r>
+          </w:p>
+        </w:tc>
+        <w:tc>
+          <w:tcPr/>
+          <w:p>
+            <w:pPr>
+              <w:pStyle w:val="Compact"/>
+              <w:jc w:val="left"/>
+            </w:pPr>
+            <w:r>
+              <w:t xml:space="preserve">Role</w:t>
+            </w:r>
+          </w:p>
+        </w:tc>
+      </w:tr>
+      <w:tr>
+        <w:tc>
+          <w:tcPr/>
+          <w:p>
+            <w:pPr>
+              <w:pStyle w:val="Compact"/>
+              <w:jc w:val="left"/>
+            </w:pPr>
+            <w:r>
+              <w:rPr>
+                <w:bCs/>
+                <w:b/>
+              </w:rPr>
+              <w:t xml:space="preserve">Enterprise Singapore (EnterpriseSG)</w:t>
+            </w:r>
+          </w:p>
+        </w:tc>
+        <w:tc>
+          <w:tcPr/>
+          <w:p>
+            <w:pPr>
+              <w:pStyle w:val="Compact"/>
+              <w:jc w:val="left"/>
+            </w:pPr>
+            <w:r>
+              <w:t xml:space="preserve">The national standards body — Singapore’s ISO member.</w:t>
+            </w:r>
+            <w:r>
+              <w:t xml:space="preserve"> </w:t>
+            </w:r>
+            <w:r>
+              <w:rPr>
+                <w:bCs/>
+                <w:b/>
+              </w:rPr>
+              <w:t xml:space="preserve">This is the formal route.</w:t>
+            </w:r>
+          </w:p>
+        </w:tc>
+      </w:tr>
+      <w:tr>
+        <w:tc>
+          <w:tcPr/>
+          <w:p>
+            <w:pPr>
+              <w:pStyle w:val="Compact"/>
+              <w:jc w:val="left"/>
+            </w:pPr>
+            <w:r>
+              <w:rPr>
+                <w:bCs/>
+                <w:b/>
+              </w:rPr>
+              <w:t xml:space="preserve">IMDA</w:t>
+            </w:r>
+          </w:p>
+        </w:tc>
+        <w:tc>
+          <w:tcPr/>
+          <w:p>
+            <w:pPr>
+              <w:pStyle w:val="Compact"/>
+              <w:jc w:val="left"/>
+            </w:pPr>
+            <w:r>
+              <w:t xml:space="preserve">Regulator and promoter (Model AI Governance Framework); co-organises standardisation work with EnterpriseSG</w:t>
+            </w:r>
+          </w:p>
+        </w:tc>
+      </w:tr>
+      <w:tr>
+        <w:tc>
+          <w:tcPr/>
+          <w:p>
+            <w:pPr>
+              <w:pStyle w:val="Compact"/>
+              <w:jc w:val="left"/>
+            </w:pPr>
+            <w:r>
+              <w:rPr>
+                <w:bCs/>
+                <w:b/>
+              </w:rPr>
+              <w:t xml:space="preserve">AI Verify Foundation</w:t>
+            </w:r>
+          </w:p>
+        </w:tc>
+        <w:tc>
+          <w:tcPr/>
+          <w:p>
+            <w:pPr>
+              <w:pStyle w:val="Compact"/>
+              <w:jc w:val="left"/>
+            </w:pPr>
+            <w:r>
+              <w:t xml:space="preserve">A</w:t>
+            </w:r>
+            <w:r>
+              <w:t xml:space="preserve"> </w:t>
+            </w:r>
+            <w:r>
+              <w:rPr>
+                <w:bCs/>
+                <w:b/>
+              </w:rPr>
+              <w:t xml:space="preserve">wholly owned IMDA subsidiary</w:t>
+            </w:r>
+            <w:r>
+              <w:t xml:space="preserve">, running AI Verify as an open-source testing project with a global contributor ecosystem</w:t>
+            </w:r>
+          </w:p>
+        </w:tc>
+      </w:tr>
+      <w:tr>
+        <w:tc>
+          <w:tcPr/>
+          <w:p>
+            <w:pPr>
+              <w:pStyle w:val="Compact"/>
+              <w:jc w:val="left"/>
+            </w:pPr>
+            <w:r>
+              <w:rPr>
+                <w:bCs/>
+                <w:b/>
+              </w:rPr>
+              <w:t xml:space="preserve">MAS</w:t>
+            </w:r>
+          </w:p>
+        </w:tc>
+        <w:tc>
+          <w:tcPr/>
+          <w:p>
+            <w:pPr>
+              <w:pStyle w:val="Compact"/>
+              <w:jc w:val="left"/>
+            </w:pPr>
+            <w:r>
+              <w:t xml:space="preserve">Financial-services supervision of AI</w:t>
+            </w:r>
+          </w:p>
+        </w:tc>
+      </w:tr>
+    </w:tbl>
+    <w:p>
+      <w:pPr>
+        <w:pStyle w:val="BodyText"/>
+      </w:pPr>
+      <w:r>
+        <w:rPr>
+          <w:bCs/>
+          <w:b/>
+        </w:rPr>
+        <w:t xml:space="preserve">Understatement — the venue is ISO/IEC, not merely national.</w:t>
+      </w:r>
+      <w:r>
+        <w:t xml:space="preserve"> </w:t>
+      </w:r>
+      <w:r>
+        <w:t xml:space="preserve">Singapore tabled</w:t>
+      </w:r>
+      <w:r>
+        <w:t xml:space="preserve"> </w:t>
+      </w:r>
+      <w:r>
+        <w:rPr>
+          <w:bCs/>
+          <w:b/>
+        </w:rPr>
+        <w:t xml:space="preserve">ISO/IEC AWI TS 42119-8</w:t>
+      </w:r>
+      <w:r>
+        <w:t xml:space="preserve"> </w:t>
+      </w:r>
+      <w:r>
+        <w:t xml:space="preserve">(</w:t>
+      </w:r>
+      <w:r>
+        <w:rPr>
+          <w:iCs/>
+          <w:i/>
+        </w:rPr>
+        <w:t xml:space="preserve">Artificial intelligence — Testing of AI — Part 8: quality assessment of prompt-based text-to-text systems that utilize generative AI</w:t>
+      </w:r>
+      <w:r>
+        <w:t xml:space="preserve">) into</w:t>
+      </w:r>
+      <w:r>
+        <w:t xml:space="preserve"> </w:t>
+      </w:r>
+      <w:r>
+        <w:rPr>
+          <w:bCs/>
+          <w:b/>
+        </w:rPr>
+        <w:t xml:space="preserve">ISO/IEC JTC 1/SC 42</w:t>
+      </w:r>
+      <w:r>
+        <w:t xml:space="preserve">, and hosted the</w:t>
+      </w:r>
+      <w:r>
+        <w:t xml:space="preserve"> </w:t>
+      </w:r>
+      <w:r>
+        <w:rPr>
+          <w:bCs/>
+          <w:b/>
+        </w:rPr>
+        <w:t xml:space="preserve">17th SC 42 plenary in Singapore, 20–24 April 2026</w:t>
+      </w:r>
+      <w:r>
+        <w:t xml:space="preserve"> </w:t>
+      </w:r>
+      <w:r>
+        <w:t xml:space="preserve">— 35+ national bodies, 250+ experts, the first time in ASEAN. Reported as the first international standard of its kind for GenAI testing.</w:t>
+      </w:r>
+    </w:p>
+    <w:p>
+      <w:pPr>
+        <w:pStyle w:val="BodyText"/>
+      </w:pPr>
+      <w:r>
+        <w:rPr>
+          <w:bCs/>
+          <w:b/>
+        </w:rPr>
+        <w:t xml:space="preserve">Two calibrations, so this is not over-read:</w:t>
       </w:r>
     </w:p>
     <w:p>
@@ -3003,13 +3297,73 @@
           <w:bCs/>
           <w:b/>
         </w:rPr>
-        <w:t xml:space="preserve">SFS conversation now</w:t>
-      </w:r>
-      <w:r>
-        <w:t xml:space="preserve"> </w:t>
-      </w:r>
-      <w:r>
-        <w:t xml:space="preserve">— slowest clock, so it must start earliest. Via LUT or Business Finland.</w:t>
+        <w:t xml:space="preserve">Stage 20.00 —</w:t>
+      </w:r>
+      <w:r>
+        <w:rPr>
+          <w:bCs/>
+          <w:b/>
+        </w:rPr>
+        <w:t xml:space="preserve"> </w:t>
+      </w:r>
+      <w:r>
+        <w:rPr>
+          <w:bCs/>
+          <w:b/>
+        </w:rPr>
+        <w:t xml:space="preserve">“</w:t>
+      </w:r>
+      <w:r>
+        <w:rPr>
+          <w:bCs/>
+          <w:b/>
+        </w:rPr>
+        <w:t xml:space="preserve">new project registered in TC/SC work programme.</w:t>
+      </w:r>
+      <w:r>
+        <w:rPr>
+          <w:bCs/>
+          <w:b/>
+        </w:rPr>
+        <w:t xml:space="preserve">”</w:t>
+      </w:r>
+      <w:r>
+        <w:t xml:space="preserve"> </w:t>
+      </w:r>
+      <w:r>
+        <w:t xml:space="preserve">That is</w:t>
+      </w:r>
+      <w:r>
+        <w:t xml:space="preserve"> </w:t>
+      </w:r>
+      <w:r>
+        <w:rPr>
+          <w:iCs/>
+          <w:i/>
+        </w:rPr>
+        <w:t xml:space="preserve">very</w:t>
+      </w:r>
+      <w:r>
+        <w:t xml:space="preserve"> </w:t>
+      </w:r>
+      <w:r>
+        <w:t xml:space="preserve">early, and it is an</w:t>
+      </w:r>
+      <w:r>
+        <w:t xml:space="preserve"> </w:t>
+      </w:r>
+      <w:r>
+        <w:rPr>
+          <w:bCs/>
+          <w:b/>
+        </w:rPr>
+        <w:t xml:space="preserve">AWI TS</w:t>
+      </w:r>
+      <w:r>
+        <w:t xml:space="preserve"> </w:t>
+      </w:r>
+      <w:r>
+        <w:t xml:space="preserve">(Approved Work Item, Technical Specification track) rather than a full International Standard. A TS is faster and carries less authority than an IS.</w:t>
       </w:r>
     </w:p>
     <w:p>
@@ -3025,35 +3379,45 @@
           <w:bCs/>
           <w:b/>
         </w:rPr>
-        <w:t xml:space="preserve">W3C Community Group now</w:t>
-      </w:r>
-      <w:r>
-        <w:t xml:space="preserve"> </w:t>
-      </w:r>
-      <w:r>
-        <w:t xml:space="preserve">— cheap, and it gives the spec a neutral home plus a public venue where an independent implementer can appear (gates 1 and 4).</w:t>
-      </w:r>
-    </w:p>
-    <w:p>
-      <w:pPr>
-        <w:numPr>
-          <w:ilvl w:val="0"/>
-          <w:numId w:val="1009"/>
-        </w:numPr>
-        <w:pStyle w:val="Compact"/>
-      </w:pPr>
-      <w:r>
-        <w:rPr>
-          <w:bCs/>
-          <w:b/>
-        </w:rPr>
-        <w:t xml:space="preserve">Gaia-X / IDSA when there is someone concrete to hand the spec to</w:t>
-      </w:r>
-      <w:r>
-        <w:t xml:space="preserve"> </w:t>
-      </w:r>
-      <w:r>
-        <w:t xml:space="preserve">— not before.</w:t>
+        <w:t xml:space="preserve">Scope is GenAI output testing, not agent governance.</w:t>
+      </w:r>
+      <w:r>
+        <w:t xml:space="preserve"> </w:t>
+      </w:r>
+      <w:r>
+        <w:t xml:space="preserve">42119-8 assesses prompt-based text-to-text system quality.</w:t>
+      </w:r>
+      <w:r>
+        <w:t xml:space="preserve"> </w:t>
+      </w:r>
+      <w:r>
+        <w:rPr>
+          <w:bCs/>
+          <w:b/>
+        </w:rPr>
+        <w:t xml:space="preserve">KYA cannot ride it.</w:t>
+      </w:r>
+      <w:r>
+        <w:t xml:space="preserve"> </w:t>
+      </w:r>
+      <w:r>
+        <w:t xml:space="preserve">What transfers is the</w:t>
+      </w:r>
+      <w:r>
+        <w:t xml:space="preserve"> </w:t>
+      </w:r>
+      <w:r>
+        <w:rPr>
+          <w:iCs/>
+          <w:i/>
+        </w:rPr>
+        <w:t xml:space="preserve">pattern</w:t>
+      </w:r>
+      <w:r>
+        <w:t xml:space="preserve"> </w:t>
+      </w:r>
+      <w:r>
+        <w:t xml:space="preserve">and the demonstrated capability — Singapore has shown it can table an international AI-testing standard and convene the committee around it.</w:t>
       </w:r>
     </w:p>
     <w:p>
@@ -3065,42 +3429,94 @@
           <w:bCs/>
           <w:b/>
         </w:rPr>
-        <w:t xml:space="preserve">And regardless of body: build the conformance suite yourself.</w:t>
-      </w:r>
-      <w:r>
-        <w:t xml:space="preserve"> </w:t>
-      </w:r>
-      <w:r>
-        <w:t xml:space="preserve">It is gate 2, no body will author it for a specification with one implementation, and it is the only defence against a competitor shipping the</w:t>
-      </w:r>
-      <w:r>
-        <w:t xml:space="preserve"> </w:t>
-      </w:r>
-      <w:r>
-        <w:t xml:space="preserve">“</w:t>
-      </w:r>
-      <w:r>
-        <w:t xml:space="preserve">KYA-compliant</w:t>
-      </w:r>
-      <w:r>
-        <w:t xml:space="preserve">”</w:t>
-      </w:r>
-      <w:r>
-        <w:t xml:space="preserve"> </w:t>
-      </w:r>
-      <w:r>
-        <w:t xml:space="preserve">label without the substance. A body may eventually operate it; none will write it.</w:t>
+        <w:t xml:space="preserve">Why this matters more than the national framing suggested.</w:t>
+      </w:r>
+      <w:r>
+        <w:t xml:space="preserve"> </w:t>
+      </w:r>
+      <w:r>
+        <w:t xml:space="preserve">ISO/IEC is the one venue recognised across</w:t>
+      </w:r>
+      <w:r>
+        <w:t xml:space="preserve"> </w:t>
+      </w:r>
+      <w:r>
+        <w:rPr>
+          <w:bCs/>
+          <w:b/>
+        </w:rPr>
+        <w:t xml:space="preserve">all three</w:t>
+      </w:r>
+      <w:r>
+        <w:t xml:space="preserve"> </w:t>
+      </w:r>
+      <w:r>
+        <w:t xml:space="preserve">jurisdictions: its outputs can be adopted regionally (CEN/CENELEC can adopt an ISO standard as EN ISO), and US frameworks reference international standards. So SC 42 is potentially higher-leverage than any single-jurisdiction route — and Singapore is the pragmatic, demonstrated door into it.</w:t>
+      </w:r>
+    </w:p>
+    <w:p>
+      <w:pPr>
+        <w:pStyle w:val="BodyText"/>
+      </w:pPr>
+      <w:r>
+        <w:rPr>
+          <w:bCs/>
+          <w:b/>
+        </w:rPr>
+        <w:t xml:space="preserve">Unverified and needing a check before any commitment:</w:t>
+      </w:r>
+      <w:r>
+        <w:t xml:space="preserve"> </w:t>
+      </w:r>
+      <w:r>
+        <w:t xml:space="preserve">whether agent-</w:t>
+      </w:r>
+      <w:r>
+        <w:rPr>
+          <w:iCs/>
+          <w:i/>
+        </w:rPr>
+        <w:t xml:space="preserve">authority</w:t>
+      </w:r>
+      <w:r>
+        <w:t xml:space="preserve"> </w:t>
+      </w:r>
+      <w:r>
+        <w:t xml:space="preserve">governance fits an existing SC 42 work item or would require a New Work Item Proposal, and what EnterpriseSG participation costs a non-Singaporean entity. Neither was established here.</w:t>
       </w:r>
     </w:p>
     <w:bookmarkEnd w:id="31"/>
-    <w:bookmarkEnd w:id="32"/>
-    <w:bookmarkStart w:id="35" w:name="next-steps"/>
-    <w:p>
-      <w:pPr>
-        <w:pStyle w:val="Heading2"/>
-      </w:pPr>
-      <w:r>
-        <w:t xml:space="preserve">Next Steps</w:t>
+    <w:bookmarkStart w:id="32" w:name="Xd77054ef7d29c3d5c190d3005d1fd45db537f94"/>
+    <w:p>
+      <w:pPr>
+        <w:pStyle w:val="Heading3"/>
+      </w:pPr>
+      <w:r>
+        <w:t xml:space="preserve">Sequencing recommendation — do not run three in parallel</w:t>
+      </w:r>
+    </w:p>
+    <w:p>
+      <w:pPr>
+        <w:pStyle w:val="FirstParagraph"/>
+      </w:pPr>
+      <w:r>
+        <w:t xml:space="preserve">Three simultaneous tracks is a sustained commitment (meetings, drafts, calls, travel) over quarters, against a board list that already carries an unsigned IP assignment.</w:t>
+      </w:r>
+      <w:r>
+        <w:t xml:space="preserve"> </w:t>
+      </w:r>
+      <w:r>
+        <w:rPr>
+          <w:bCs/>
+          <w:b/>
+        </w:rPr>
+        <w:t xml:space="preserve">Joining a body you cannot show up to is worse than not joining.</w:t>
+      </w:r>
+      <w:r>
+        <w:t xml:space="preserve"> </w:t>
+      </w:r>
+      <w:r>
+        <w:t xml:space="preserve">Proposed order:</w:t>
       </w:r>
     </w:p>
     <w:p>
@@ -3112,22 +3528,17 @@
         <w:pStyle w:val="Compact"/>
       </w:pPr>
       <w:r>
-        <w:t xml:space="preserve">HIC fills the remaining three</w:t>
-      </w:r>
-      <w:r>
-        <w:t xml:space="preserve"> </w:t>
-      </w:r>
-      <w:r>
-        <w:rPr>
-          <w:rStyle w:val="VerbatimChar"/>
-        </w:rPr>
-        <w:t xml:space="preserve">[HIC INPUT NEEDED]</w:t>
-      </w:r>
-      <w:r>
-        <w:t xml:space="preserve"> </w:t>
-      </w:r>
-      <w:r>
-        <w:t xml:space="preserve">items; this note is revised to v1.1 with the real rationale.</w:t>
+        <w:rPr>
+          <w:bCs/>
+          <w:b/>
+        </w:rPr>
+        <w:t xml:space="preserve">SFS conversation now</w:t>
+      </w:r>
+      <w:r>
+        <w:t xml:space="preserve"> </w:t>
+      </w:r>
+      <w:r>
+        <w:t xml:space="preserve">— slowest clock, so it must start earliest. Via LUT or Business Finland.</w:t>
       </w:r>
     </w:p>
     <w:p>
@@ -3139,23 +3550,17 @@
         <w:pStyle w:val="Compact"/>
       </w:pPr>
       <w:r>
-        <w:t xml:space="preserve">Confirm whether a spec-grade licence must accompany Apache 2.0 for the target body</w:t>
-      </w:r>
-      <w:r>
-        <w:t xml:space="preserve"> </w:t>
-      </w:r>
-      <w:r>
-        <w:rPr>
-          <w:bCs/>
-          <w:b/>
-        </w:rPr>
-        <w:t xml:space="preserve">before</w:t>
-      </w:r>
-      <w:r>
-        <w:t xml:space="preserve"> </w:t>
-      </w:r>
-      <w:r>
-        <w:t xml:space="preserve">GitHub publication.</w:t>
+        <w:rPr>
+          <w:bCs/>
+          <w:b/>
+        </w:rPr>
+        <w:t xml:space="preserve">W3C Community Group now</w:t>
+      </w:r>
+      <w:r>
+        <w:t xml:space="preserve"> </w:t>
+      </w:r>
+      <w:r>
+        <w:t xml:space="preserve">— cheap, and it gives the spec a neutral home plus a public venue where an independent implementer can appear (gates 1 and 4).</w:t>
       </w:r>
     </w:p>
     <w:p>
@@ -3167,40 +3572,64 @@
         <w:pStyle w:val="Compact"/>
       </w:pPr>
       <w:r>
-        <w:t xml:space="preserve">Locate or create the actual spec draft in-repo — it currently exists nowhere in</w:t>
-      </w:r>
-      <w:r>
-        <w:t xml:space="preserve"> </w:t>
-      </w:r>
-      <w:r>
-        <w:rPr>
-          <w:rStyle w:val="VerbatimChar"/>
-        </w:rPr>
-        <w:t xml:space="preserve">origin/main</w:t>
-      </w:r>
-      <w:r>
-        <w:t xml:space="preserve">, which means it is one lost container away from gone.</w:t>
-      </w:r>
-    </w:p>
-    <w:p>
-      <w:pPr>
-        <w:numPr>
-          <w:ilvl w:val="0"/>
-          <w:numId w:val="1010"/>
-        </w:numPr>
-        <w:pStyle w:val="Compact"/>
-      </w:pPr>
-      <w:r>
-        <w:t xml:space="preserve">Decide the conformance-suite and trademark posture before the mark is public.</w:t>
-      </w:r>
-    </w:p>
-    <w:bookmarkStart w:id="33" w:name="Xce55c366a2163ce7d26a6d14f57ee19da5200bc"/>
-    <w:p>
-      <w:pPr>
-        <w:pStyle w:val="Heading3"/>
-      </w:pPr>
-      <w:r>
-        <w:t xml:space="preserve">Learning-loop steps (DWS_LEARNING_STANDARD five-step)</w:t>
+        <w:rPr>
+          <w:bCs/>
+          <w:b/>
+        </w:rPr>
+        <w:t xml:space="preserve">Gaia-X / IDSA when there is someone concrete to hand the spec to</w:t>
+      </w:r>
+      <w:r>
+        <w:t xml:space="preserve"> </w:t>
+      </w:r>
+      <w:r>
+        <w:t xml:space="preserve">— not before.</w:t>
+      </w:r>
+    </w:p>
+    <w:p>
+      <w:pPr>
+        <w:pStyle w:val="FirstParagraph"/>
+      </w:pPr>
+      <w:r>
+        <w:rPr>
+          <w:bCs/>
+          <w:b/>
+        </w:rPr>
+        <w:t xml:space="preserve">And regardless of body: build the conformance suite yourself.</w:t>
+      </w:r>
+      <w:r>
+        <w:t xml:space="preserve"> </w:t>
+      </w:r>
+      <w:r>
+        <w:t xml:space="preserve">It is gate 2, no body will author it for a specification with one implementation, and it is the only defence against a competitor shipping the</w:t>
+      </w:r>
+      <w:r>
+        <w:t xml:space="preserve"> </w:t>
+      </w:r>
+      <w:r>
+        <w:t xml:space="preserve">“</w:t>
+      </w:r>
+      <w:r>
+        <w:t xml:space="preserve">KYA-compliant</w:t>
+      </w:r>
+      <w:r>
+        <w:t xml:space="preserve">”</w:t>
+      </w:r>
+      <w:r>
+        <w:t xml:space="preserve"> </w:t>
+      </w:r>
+      <w:r>
+        <w:t xml:space="preserve">label without the substance. A body may eventually operate it; none will write it.</w:t>
+      </w:r>
+    </w:p>
+    <w:bookmarkEnd w:id="32"/>
+    <w:bookmarkEnd w:id="33"/>
+    <w:bookmarkStart w:id="36" w:name="next-steps"/>
+    <w:p>
+      <w:pPr>
+        <w:pStyle w:val="Heading2"/>
+      </w:pPr>
+      <w:r>
+        <w:t xml:space="preserve">Next Steps</w:t>
       </w:r>
     </w:p>
     <w:p>
@@ -3212,17 +3641,7 @@
         <w:pStyle w:val="Compact"/>
       </w:pPr>
       <w:r>
-        <w:rPr>
-          <w:bCs/>
-          <w:b/>
-        </w:rPr>
-        <w:t xml:space="preserve">(1) KB entry</w:t>
-      </w:r>
-      <w:r>
-        <w:t xml:space="preserve"> </w:t>
-      </w:r>
-      <w:r>
-        <w:t xml:space="preserve">— deferred until the</w:t>
+        <w:t xml:space="preserve">HIC fills the remaining three</w:t>
       </w:r>
       <w:r>
         <w:t xml:space="preserve"> </w:t>
@@ -3237,7 +3656,7 @@
         <w:t xml:space="preserve"> </w:t>
       </w:r>
       <w:r>
-        <w:t xml:space="preserve">items are filled; a KB entry asserting unconfirmed strategy would propagate guesses as canon.</w:t>
+        <w:t xml:space="preserve">items; this note is revised to v1.1 with the real rationale.</w:t>
       </w:r>
     </w:p>
     <w:p>
@@ -3249,17 +3668,23 @@
         <w:pStyle w:val="Compact"/>
       </w:pPr>
       <w:r>
-        <w:rPr>
-          <w:bCs/>
-          <w:b/>
-        </w:rPr>
-        <w:t xml:space="preserve">(2) Field note</w:t>
-      </w:r>
-      <w:r>
-        <w:t xml:space="preserve"> </w:t>
-      </w:r>
-      <w:r>
-        <w:t xml:space="preserve">— this file. ✅</w:t>
+        <w:t xml:space="preserve">Confirm whether a spec-grade licence must accompany Apache 2.0 for the target body</w:t>
+      </w:r>
+      <w:r>
+        <w:t xml:space="preserve"> </w:t>
+      </w:r>
+      <w:r>
+        <w:rPr>
+          <w:bCs/>
+          <w:b/>
+        </w:rPr>
+        <w:t xml:space="preserve">before</w:t>
+      </w:r>
+      <w:r>
+        <w:t xml:space="preserve"> </w:t>
+      </w:r>
+      <w:r>
+        <w:t xml:space="preserve">GitHub publication.</w:t>
       </w:r>
     </w:p>
     <w:p>
@@ -3271,55 +3696,19 @@
         <w:pStyle w:val="Compact"/>
       </w:pPr>
       <w:r>
-        <w:rPr>
-          <w:bCs/>
-          <w:b/>
-        </w:rPr>
-        <w:t xml:space="preserve">(3)</w:t>
-      </w:r>
-      <w:r>
-        <w:rPr>
-          <w:bCs/>
-          <w:b/>
-        </w:rPr>
+        <w:t xml:space="preserve">Locate or create the actual spec draft in-repo — it currently exists nowhere in</w:t>
+      </w:r>
+      <w:r>
         <w:t xml:space="preserve"> </w:t>
       </w:r>
       <w:r>
         <w:rPr>
           <w:rStyle w:val="VerbatimChar"/>
-          <w:bCs/>
-          <w:b/>
-        </w:rPr>
-        <w:t xml:space="preserve">Learn/</w:t>
-      </w:r>
-      <w:r>
-        <w:rPr>
-          <w:bCs/>
-          <w:b/>
-        </w:rPr>
-        <w:t xml:space="preserve"> </w:t>
-      </w:r>
-      <w:r>
-        <w:rPr>
-          <w:bCs/>
-          <w:b/>
-        </w:rPr>
-        <w:t xml:space="preserve">HTML render</w:t>
-      </w:r>
-      <w:r>
-        <w:t xml:space="preserve"> </w:t>
-      </w:r>
-      <w:r>
-        <w:t xml:space="preserve">— see companion HTML (</w:t>
-      </w:r>
-      <w:r>
-        <w:rPr>
-          <w:rStyle w:val="VerbatimChar"/>
-        </w:rPr>
-        <w:t xml:space="preserve">Learn/2026-07-24-kya-open-standard-dual-track-ip-strategy.html</w:t>
-      </w:r>
-      <w:r>
-        <w:t xml:space="preserve">). ✅</w:t>
+        </w:rPr>
+        <w:t xml:space="preserve">origin/main</w:t>
+      </w:r>
+      <w:r>
+        <w:t xml:space="preserve">, which means it is one lost container away from gone.</w:t>
       </w:r>
     </w:p>
     <w:p>
@@ -3331,24 +3720,23 @@
         <w:pStyle w:val="Compact"/>
       </w:pPr>
       <w:r>
-        <w:rPr>
-          <w:bCs/>
-          <w:b/>
-        </w:rPr>
-        <w:t xml:space="preserve">(4) Drive export</w:t>
-      </w:r>
-      <w:r>
-        <w:t xml:space="preserve"> </w:t>
-      </w:r>
-      <w:r>
-        <w:t xml:space="preserve">— N/A this session (repo is source of truth, Truth Standard §2E; flagged).</w:t>
+        <w:t xml:space="preserve">Decide the conformance-suite and trademark posture before the mark is public.</w:t>
+      </w:r>
+    </w:p>
+    <w:bookmarkStart w:id="34" w:name="Xce55c366a2163ce7d26a6d14f57ee19da5200bc"/>
+    <w:p>
+      <w:pPr>
+        <w:pStyle w:val="Heading3"/>
+      </w:pPr>
+      <w:r>
+        <w:t xml:space="preserve">Learning-loop steps (DWS_LEARNING_STANDARD five-step)</w:t>
       </w:r>
     </w:p>
     <w:p>
       <w:pPr>
         <w:numPr>
           <w:ilvl w:val="0"/>
-          <w:numId w:val="1011"/>
+          <w:numId w:val="1012"/>
         </w:numPr>
         <w:pStyle w:val="Compact"/>
       </w:pPr>
@@ -3357,6 +3745,147 @@
           <w:bCs/>
           <w:b/>
         </w:rPr>
+        <w:t xml:space="preserve">(1) KB entry</w:t>
+      </w:r>
+      <w:r>
+        <w:t xml:space="preserve"> </w:t>
+      </w:r>
+      <w:r>
+        <w:t xml:space="preserve">— deferred until the</w:t>
+      </w:r>
+      <w:r>
+        <w:t xml:space="preserve"> </w:t>
+      </w:r>
+      <w:r>
+        <w:rPr>
+          <w:rStyle w:val="VerbatimChar"/>
+        </w:rPr>
+        <w:t xml:space="preserve">[HIC INPUT NEEDED]</w:t>
+      </w:r>
+      <w:r>
+        <w:t xml:space="preserve"> </w:t>
+      </w:r>
+      <w:r>
+        <w:t xml:space="preserve">items are filled; a KB entry asserting unconfirmed strategy would propagate guesses as canon.</w:t>
+      </w:r>
+    </w:p>
+    <w:p>
+      <w:pPr>
+        <w:numPr>
+          <w:ilvl w:val="0"/>
+          <w:numId w:val="1012"/>
+        </w:numPr>
+        <w:pStyle w:val="Compact"/>
+      </w:pPr>
+      <w:r>
+        <w:rPr>
+          <w:bCs/>
+          <w:b/>
+        </w:rPr>
+        <w:t xml:space="preserve">(2) Field note</w:t>
+      </w:r>
+      <w:r>
+        <w:t xml:space="preserve"> </w:t>
+      </w:r>
+      <w:r>
+        <w:t xml:space="preserve">— this file. ✅</w:t>
+      </w:r>
+    </w:p>
+    <w:p>
+      <w:pPr>
+        <w:numPr>
+          <w:ilvl w:val="0"/>
+          <w:numId w:val="1012"/>
+        </w:numPr>
+        <w:pStyle w:val="Compact"/>
+      </w:pPr>
+      <w:r>
+        <w:rPr>
+          <w:bCs/>
+          <w:b/>
+        </w:rPr>
+        <w:t xml:space="preserve">(3)</w:t>
+      </w:r>
+      <w:r>
+        <w:rPr>
+          <w:bCs/>
+          <w:b/>
+        </w:rPr>
+        <w:t xml:space="preserve"> </w:t>
+      </w:r>
+      <w:r>
+        <w:rPr>
+          <w:rStyle w:val="VerbatimChar"/>
+          <w:bCs/>
+          <w:b/>
+        </w:rPr>
+        <w:t xml:space="preserve">Learn/</w:t>
+      </w:r>
+      <w:r>
+        <w:rPr>
+          <w:bCs/>
+          <w:b/>
+        </w:rPr>
+        <w:t xml:space="preserve"> </w:t>
+      </w:r>
+      <w:r>
+        <w:rPr>
+          <w:bCs/>
+          <w:b/>
+        </w:rPr>
+        <w:t xml:space="preserve">HTML render</w:t>
+      </w:r>
+      <w:r>
+        <w:t xml:space="preserve"> </w:t>
+      </w:r>
+      <w:r>
+        <w:t xml:space="preserve">— see companion HTML (</w:t>
+      </w:r>
+      <w:r>
+        <w:rPr>
+          <w:rStyle w:val="VerbatimChar"/>
+        </w:rPr>
+        <w:t xml:space="preserve">Learn/2026-07-24-kya-open-standard-dual-track-ip-strategy.html</w:t>
+      </w:r>
+      <w:r>
+        <w:t xml:space="preserve">). ✅</w:t>
+      </w:r>
+    </w:p>
+    <w:p>
+      <w:pPr>
+        <w:numPr>
+          <w:ilvl w:val="0"/>
+          <w:numId w:val="1012"/>
+        </w:numPr>
+        <w:pStyle w:val="Compact"/>
+      </w:pPr>
+      <w:r>
+        <w:rPr>
+          <w:bCs/>
+          <w:b/>
+        </w:rPr>
+        <w:t xml:space="preserve">(4) Drive export</w:t>
+      </w:r>
+      <w:r>
+        <w:t xml:space="preserve"> </w:t>
+      </w:r>
+      <w:r>
+        <w:t xml:space="preserve">— N/A this session (repo is source of truth, Truth Standard §2E; flagged).</w:t>
+      </w:r>
+    </w:p>
+    <w:p>
+      <w:pPr>
+        <w:numPr>
+          <w:ilvl w:val="0"/>
+          <w:numId w:val="1012"/>
+        </w:numPr>
+        <w:pStyle w:val="Compact"/>
+      </w:pPr>
+      <w:r>
+        <w:rPr>
+          <w:bCs/>
+          <w:b/>
+        </w:rPr>
         <w:t xml:space="preserve">(5) HIC question</w:t>
       </w:r>
       <w:r>
@@ -3366,8 +3895,8 @@
         <w:t xml:space="preserve">— below. ✅</w:t>
       </w:r>
     </w:p>
-    <w:bookmarkEnd w:id="33"/>
-    <w:bookmarkStart w:id="34" w:name="X0f904fed17943f32c7eda98943820956407d805"/>
+    <w:bookmarkEnd w:id="34"/>
+    <w:bookmarkStart w:id="35" w:name="X0f904fed17943f32c7eda98943820956407d805"/>
     <w:p>
       <w:pPr>
         <w:pStyle w:val="Heading3"/>
@@ -3474,9 +4003,9 @@
         <w:t xml:space="preserve">before, not after, the first outside implementation appears.</w:t>
       </w:r>
     </w:p>
-    <w:bookmarkEnd w:id="34"/>
     <w:bookmarkEnd w:id="35"/>
     <w:bookmarkEnd w:id="36"/>
+    <w:bookmarkEnd w:id="37"/>
     <w:sectPr/>
   </w:body>
 </w:document>
@@ -3856,9 +4385,39 @@
     </w:lvlOverride>
   </w:num>
   <w:num w:numId="1010">
+    <w:abstractNumId w:val="99411"/>
+    <w:lvlOverride w:ilvl="0">
+      <w:startOverride w:val="1"/>
+    </w:lvlOverride>
+    <w:lvlOverride w:ilvl="1">
+      <w:startOverride w:val="1"/>
+    </w:lvlOverride>
+    <w:lvlOverride w:ilvl="2">
+      <w:startOverride w:val="1"/>
+    </w:lvlOverride>
+    <w:lvlOverride w:ilvl="3">
+      <w:startOverride w:val="1"/>
+    </w:lvlOverride>
+    <w:lvlOverride w:ilvl="4">
+      <w:startOverride w:val="1"/>
+    </w:lvlOverride>
+    <w:lvlOverride w:ilvl="5">
+      <w:startOverride w:val="1"/>
+    </w:lvlOverride>
+    <w:lvlOverride w:ilvl="6">
+      <w:startOverride w:val="1"/>
+    </w:lvlOverride>
+    <w:lvlOverride w:ilvl="7">
+      <w:startOverride w:val="1"/>
+    </w:lvlOverride>
+    <w:lvlOverride w:ilvl="8">
+      <w:startOverride w:val="1"/>
+    </w:lvlOverride>
+  </w:num>
+  <w:num w:numId="1011">
     <w:abstractNumId w:val="991"/>
   </w:num>
-  <w:num w:numId="1011">
+  <w:num w:numId="1012">
     <w:abstractNumId w:val="991"/>
   </w:num>
 </w:numbering>
